--- a/2_semester/nir/Деменков_И_М_индивидуальное_задание_НИР.docx
+++ b/2_semester/nir/Деменков_И_М_индивидуальное_задание_НИР.docx
@@ -581,7 +581,7 @@
         <w:pStyle w:val="ListParagraph"/>
         <w:numPr>
           <w:ilvl w:val="0"/>
-          <w:numId w:val="30"/>
+          <w:numId w:val="11"/>
         </w:numPr>
         <w:spacing w:lineRule="auto" w:line="360" w:before="0" w:after="100"/>
         <w:jc w:val="both"/>
@@ -601,7 +601,7 @@
         <w:pStyle w:val="ListParagraph"/>
         <w:numPr>
           <w:ilvl w:val="0"/>
-          <w:numId w:val="31"/>
+          <w:numId w:val="12"/>
         </w:numPr>
         <w:spacing w:lineRule="auto" w:line="360" w:before="0" w:after="100"/>
         <w:jc w:val="both"/>
@@ -621,7 +621,7 @@
         <w:pStyle w:val="ListParagraph"/>
         <w:numPr>
           <w:ilvl w:val="0"/>
-          <w:numId w:val="32"/>
+          <w:numId w:val="13"/>
         </w:numPr>
         <w:spacing w:lineRule="auto" w:line="360" w:before="0" w:after="100"/>
         <w:jc w:val="both"/>
@@ -641,7 +641,7 @@
         <w:pStyle w:val="ListParagraph"/>
         <w:numPr>
           <w:ilvl w:val="0"/>
-          <w:numId w:val="33"/>
+          <w:numId w:val="14"/>
         </w:numPr>
         <w:spacing w:lineRule="auto" w:line="360" w:before="0" w:after="100"/>
         <w:jc w:val="both"/>
@@ -661,7 +661,7 @@
         <w:pStyle w:val="ListParagraph"/>
         <w:numPr>
           <w:ilvl w:val="0"/>
-          <w:numId w:val="34"/>
+          <w:numId w:val="15"/>
         </w:numPr>
         <w:spacing w:lineRule="auto" w:line="360" w:before="0" w:after="100"/>
         <w:jc w:val="both"/>
@@ -681,7 +681,7 @@
         <w:pStyle w:val="ListParagraph"/>
         <w:numPr>
           <w:ilvl w:val="0"/>
-          <w:numId w:val="35"/>
+          <w:numId w:val="16"/>
         </w:numPr>
         <w:spacing w:lineRule="auto" w:line="360" w:before="0" w:after="100"/>
         <w:jc w:val="both"/>
@@ -701,7 +701,7 @@
         <w:pStyle w:val="ListParagraph"/>
         <w:numPr>
           <w:ilvl w:val="0"/>
-          <w:numId w:val="36"/>
+          <w:numId w:val="17"/>
         </w:numPr>
         <w:spacing w:lineRule="auto" w:line="360" w:before="0" w:after="100"/>
         <w:jc w:val="both"/>
@@ -721,7 +721,7 @@
         <w:pStyle w:val="ListParagraph"/>
         <w:numPr>
           <w:ilvl w:val="0"/>
-          <w:numId w:val="37"/>
+          <w:numId w:val="18"/>
         </w:numPr>
         <w:spacing w:lineRule="auto" w:line="360" w:before="0" w:after="100"/>
         <w:jc w:val="both"/>
@@ -1173,7 +1173,7 @@
           <w:sz w:val="28"/>
           <w:szCs w:val="28"/>
         </w:rPr>
-        <w:t>аннотированный список научных источников по теме НИР (не менее 20 источников);</w:t>
+        <w:t>презентация результатов НИР во 2 семестре (7–10 слайдов) для защиты на промежуточной аттестации;</w:t>
       </w:r>
     </w:p>
     <w:p>
@@ -1198,6 +1198,31 @@
           <w:sz w:val="28"/>
           <w:szCs w:val="28"/>
         </w:rPr>
+        <w:t>аннотированный список научных источников по теме НИР (не менее 20 источников);</w:t>
+      </w:r>
+    </w:p>
+    <w:p>
+      <w:pPr>
+        <w:pStyle w:val="Normal"/>
+        <w:spacing w:lineRule="auto" w:line="360" w:before="0" w:after="100"/>
+        <w:ind w:hanging="200" w:left="360"/>
+        <w:jc w:val="both"/>
+        <w:rPr/>
+      </w:pPr>
+      <w:r>
+        <w:rPr>
+          <w:rFonts w:eastAsia="Times New Roman" w:cs="Times New Roman"/>
+          <w:sz w:val="28"/>
+          <w:szCs w:val="28"/>
+        </w:rPr>
+        <w:t xml:space="preserve">– </w:t>
+      </w:r>
+      <w:r>
+        <w:rPr>
+          <w:rFonts w:eastAsia="Times New Roman" w:cs="Times New Roman"/>
+          <w:sz w:val="28"/>
+          <w:szCs w:val="28"/>
+        </w:rPr>
         <w:t>заполненный и подписанный график прохождения практики во 2 семестре с отметками о выполнении каждого этапа.</w:t>
       </w:r>
     </w:p>
@@ -1232,23 +1257,15 @@
           <w:sz w:val="28"/>
           <w:szCs w:val="28"/>
         </w:rPr>
-        <w:t>зачёт (промежуточный) – с оценкой.</w:t>
-      </w:r>
-    </w:p>
-    <w:p>
-      <w:pPr>
-        <w:pStyle w:val="Normal"/>
-        <w:spacing w:lineRule="auto" w:line="360" w:before="0" w:after="120"/>
-        <w:jc w:val="both"/>
-        <w:rPr/>
-      </w:pPr>
-      <w:r>
-        <w:rPr>
-          <w:rFonts w:eastAsia="Times New Roman" w:cs="Times New Roman"/>
-          <w:sz w:val="28"/>
-          <w:szCs w:val="28"/>
-        </w:rPr>
-        <w:t>Итоговая оценка (зачёт с оценкой) по производственной практике выставляется по итогам 3 семестра.</w:t>
+        <w:t>з</w:t>
+      </w:r>
+      <w:r>
+        <w:rPr>
+          <w:rFonts w:eastAsia="Times New Roman" w:cs="Times New Roman"/>
+          <w:sz w:val="28"/>
+          <w:szCs w:val="28"/>
+        </w:rPr>
+        <w:t>ачёт (промежуточный) – с оценкой. Итоговая оценка (зачёт с оценкой) по производственной практике выставляется по итогам 3 семестра.</w:t>
       </w:r>
     </w:p>
     <w:p>
@@ -1283,8 +1300,8 @@
         </w:tblCellMar>
       </w:tblPr>
       <w:tblGrid>
-        <w:gridCol w:w="556"/>
-        <w:gridCol w:w="1969"/>
+        <w:gridCol w:w="555"/>
+        <w:gridCol w:w="1970"/>
         <w:gridCol w:w="3384"/>
         <w:gridCol w:w="701"/>
         <w:gridCol w:w="1302"/>
@@ -1296,7 +1313,7 @@
         </w:trPr>
         <w:tc>
           <w:tcPr>
-            <w:tcW w:w="556" w:type="dxa"/>
+            <w:tcW w:w="555" w:type="dxa"/>
             <w:tcBorders>
               <w:top w:val="single" w:sz="4" w:space="0" w:color="808080"/>
               <w:left w:val="single" w:sz="4" w:space="0" w:color="808080"/>
@@ -1327,7 +1344,7 @@
         </w:tc>
         <w:tc>
           <w:tcPr>
-            <w:tcW w:w="1969" w:type="dxa"/>
+            <w:tcW w:w="1970" w:type="dxa"/>
             <w:tcBorders>
               <w:top w:val="single" w:sz="4" w:space="0" w:color="808080"/>
               <w:left w:val="single" w:sz="4" w:space="0" w:color="808080"/>
@@ -1485,7 +1502,7 @@
         <w:trPr/>
         <w:tc>
           <w:tcPr>
-            <w:tcW w:w="556" w:type="dxa"/>
+            <w:tcW w:w="555" w:type="dxa"/>
             <w:tcBorders>
               <w:top w:val="single" w:sz="4" w:space="0" w:color="808080"/>
               <w:left w:val="single" w:sz="4" w:space="0" w:color="808080"/>
@@ -1515,7 +1532,7 @@
         </w:tc>
         <w:tc>
           <w:tcPr>
-            <w:tcW w:w="1969" w:type="dxa"/>
+            <w:tcW w:w="1970" w:type="dxa"/>
             <w:tcBorders>
               <w:top w:val="single" w:sz="4" w:space="0" w:color="808080"/>
               <w:left w:val="single" w:sz="4" w:space="0" w:color="808080"/>
@@ -1668,7 +1685,7 @@
         <w:trPr/>
         <w:tc>
           <w:tcPr>
-            <w:tcW w:w="556" w:type="dxa"/>
+            <w:tcW w:w="555" w:type="dxa"/>
             <w:tcBorders>
               <w:top w:val="single" w:sz="4" w:space="0" w:color="808080"/>
               <w:left w:val="single" w:sz="4" w:space="0" w:color="808080"/>
@@ -1698,7 +1715,7 @@
         </w:tc>
         <w:tc>
           <w:tcPr>
-            <w:tcW w:w="1969" w:type="dxa"/>
+            <w:tcW w:w="1970" w:type="dxa"/>
             <w:tcBorders>
               <w:top w:val="single" w:sz="4" w:space="0" w:color="808080"/>
               <w:left w:val="single" w:sz="4" w:space="0" w:color="808080"/>
@@ -1851,7 +1868,7 @@
         <w:trPr/>
         <w:tc>
           <w:tcPr>
-            <w:tcW w:w="556" w:type="dxa"/>
+            <w:tcW w:w="555" w:type="dxa"/>
             <w:tcBorders>
               <w:top w:val="single" w:sz="4" w:space="0" w:color="808080"/>
               <w:left w:val="single" w:sz="4" w:space="0" w:color="808080"/>
@@ -1881,7 +1898,7 @@
         </w:tc>
         <w:tc>
           <w:tcPr>
-            <w:tcW w:w="1969" w:type="dxa"/>
+            <w:tcW w:w="1970" w:type="dxa"/>
             <w:tcBorders>
               <w:top w:val="single" w:sz="4" w:space="0" w:color="808080"/>
               <w:left w:val="single" w:sz="4" w:space="0" w:color="808080"/>
@@ -2034,7 +2051,7 @@
         <w:trPr/>
         <w:tc>
           <w:tcPr>
-            <w:tcW w:w="556" w:type="dxa"/>
+            <w:tcW w:w="555" w:type="dxa"/>
             <w:tcBorders>
               <w:top w:val="single" w:sz="4" w:space="0" w:color="808080"/>
               <w:left w:val="single" w:sz="4" w:space="0" w:color="808080"/>
@@ -2064,7 +2081,7 @@
         </w:tc>
         <w:tc>
           <w:tcPr>
-            <w:tcW w:w="1969" w:type="dxa"/>
+            <w:tcW w:w="1970" w:type="dxa"/>
             <w:tcBorders>
               <w:top w:val="single" w:sz="4" w:space="0" w:color="808080"/>
               <w:left w:val="single" w:sz="4" w:space="0" w:color="808080"/>
@@ -2118,7 +2135,7 @@
                 <w:sz w:val="24"/>
                 <w:szCs w:val="24"/>
               </w:rPr>
-              <w:t>Оформление промежуточного отчёта о выполнении практики во 2 семестре; представление результатов; ответы на вопросы; получение рекомендаций по работе в 3 семестре</w:t>
+              <w:t>Оформление промежуточного отчёта о выполнении практики во 2 семестре; подготовка презентации (7–10 слайдов); представление результатов; ответы на вопросы; получение рекомендаций по работе в 3 семестре</w:t>
             </w:r>
           </w:p>
         </w:tc>
@@ -2208,7 +2225,7 @@
                 <w:sz w:val="24"/>
                 <w:szCs w:val="24"/>
               </w:rPr>
-              <w:t>Промежуточный отчёт; зачёт (промежуточный, с оценкой)</w:t>
+              <w:t>Промежуточный отчёт; презентация (7–10 слайдов); зачёт (промежуточный, с оценкой)</w:t>
             </w:r>
           </w:p>
         </w:tc>
@@ -2217,7 +2234,7 @@
         <w:trPr/>
         <w:tc>
           <w:tcPr>
-            <w:tcW w:w="556" w:type="dxa"/>
+            <w:tcW w:w="555" w:type="dxa"/>
             <w:tcBorders>
               <w:top w:val="single" w:sz="4" w:space="0" w:color="808080"/>
               <w:left w:val="single" w:sz="4" w:space="0" w:color="808080"/>
@@ -2240,7 +2257,7 @@
         </w:tc>
         <w:tc>
           <w:tcPr>
-            <w:tcW w:w="1969" w:type="dxa"/>
+            <w:tcW w:w="1970" w:type="dxa"/>
             <w:tcBorders>
               <w:top w:val="single" w:sz="4" w:space="0" w:color="808080"/>
               <w:left w:val="single" w:sz="4" w:space="0" w:color="808080"/>
@@ -2399,17 +2416,6 @@
       <w:pPr>
         <w:pStyle w:val="Normal"/>
         <w:spacing w:lineRule="auto" w:line="360" w:before="0" w:after="120"/>
-        <w:rPr/>
-      </w:pPr>
-      <w:r>
-        <w:rPr/>
-      </w:r>
-    </w:p>
-    <w:p>
-      <w:pPr>
-        <w:pStyle w:val="Normal"/>
-        <w:spacing w:lineRule="auto" w:line="360" w:before="200" w:after="100"/>
-        <w:jc w:val="both"/>
         <w:rPr>
           <w:rFonts w:ascii="Times New Roman" w:hAnsi="Times New Roman" w:eastAsia="Times New Roman" w:cs="Times New Roman"/>
           <w:b/>
@@ -2454,7 +2460,7 @@
         <w:pStyle w:val="ListParagraph"/>
         <w:numPr>
           <w:ilvl w:val="0"/>
-          <w:numId w:val="38"/>
+          <w:numId w:val="19"/>
         </w:numPr>
         <w:spacing w:lineRule="auto" w:line="360" w:before="0" w:after="100"/>
         <w:jc w:val="both"/>
@@ -2474,7 +2480,7 @@
         <w:pStyle w:val="ListParagraph"/>
         <w:numPr>
           <w:ilvl w:val="0"/>
-          <w:numId w:val="39"/>
+          <w:numId w:val="9"/>
         </w:numPr>
         <w:spacing w:lineRule="auto" w:line="360" w:before="0" w:after="100"/>
         <w:jc w:val="both"/>
@@ -2494,7 +2500,7 @@
         <w:pStyle w:val="ListParagraph"/>
         <w:numPr>
           <w:ilvl w:val="0"/>
-          <w:numId w:val="40"/>
+          <w:numId w:val="9"/>
         </w:numPr>
         <w:spacing w:lineRule="auto" w:line="360" w:before="0" w:after="100"/>
         <w:jc w:val="both"/>
@@ -2514,7 +2520,7 @@
         <w:pStyle w:val="ListParagraph"/>
         <w:numPr>
           <w:ilvl w:val="0"/>
-          <w:numId w:val="41"/>
+          <w:numId w:val="9"/>
         </w:numPr>
         <w:spacing w:lineRule="auto" w:line="360" w:before="0" w:after="100"/>
         <w:jc w:val="both"/>
@@ -2534,7 +2540,7 @@
         <w:pStyle w:val="ListParagraph"/>
         <w:numPr>
           <w:ilvl w:val="0"/>
-          <w:numId w:val="42"/>
+          <w:numId w:val="9"/>
         </w:numPr>
         <w:spacing w:lineRule="auto" w:line="360" w:before="0" w:after="100"/>
         <w:jc w:val="both"/>
@@ -2546,7 +2552,7 @@
           <w:sz w:val="28"/>
           <w:szCs w:val="28"/>
         </w:rPr>
-        <w:t>Кузнецов С.Д. Основы баз данных. – 3-е изд. – М.: БИНОМ. Лаборатория знаний, 2020. – 488 с.</w:t>
+        <w:t>Костенко И.П., Ступина М.В. Обеспечение требований ACID для высоконагруженных СУБД // Молодой исследователь Дона. – 2023. – Т. 8, № 3. – С. 35–39.</w:t>
       </w:r>
     </w:p>
     <w:p>
@@ -2554,7 +2560,7 @@
         <w:pStyle w:val="ListParagraph"/>
         <w:numPr>
           <w:ilvl w:val="0"/>
-          <w:numId w:val="43"/>
+          <w:numId w:val="9"/>
         </w:numPr>
         <w:spacing w:lineRule="auto" w:line="360" w:before="0" w:after="100"/>
         <w:jc w:val="both"/>
@@ -2574,7 +2580,7 @@
         <w:pStyle w:val="ListParagraph"/>
         <w:numPr>
           <w:ilvl w:val="0"/>
-          <w:numId w:val="44"/>
+          <w:numId w:val="9"/>
         </w:numPr>
         <w:spacing w:lineRule="auto" w:line="360" w:before="0" w:after="100"/>
         <w:jc w:val="both"/>
@@ -2594,7 +2600,7 @@
         <w:pStyle w:val="ListParagraph"/>
         <w:numPr>
           <w:ilvl w:val="0"/>
-          <w:numId w:val="45"/>
+          <w:numId w:val="9"/>
         </w:numPr>
         <w:spacing w:lineRule="auto" w:line="360" w:before="0" w:after="100"/>
         <w:jc w:val="both"/>
@@ -2614,7 +2620,7 @@
         <w:pStyle w:val="ListParagraph"/>
         <w:numPr>
           <w:ilvl w:val="0"/>
-          <w:numId w:val="46"/>
+          <w:numId w:val="9"/>
         </w:numPr>
         <w:spacing w:lineRule="auto" w:line="360" w:before="0" w:after="100"/>
         <w:jc w:val="both"/>
@@ -2634,7 +2640,7 @@
         <w:pStyle w:val="ListParagraph"/>
         <w:numPr>
           <w:ilvl w:val="0"/>
-          <w:numId w:val="47"/>
+          <w:numId w:val="9"/>
         </w:numPr>
         <w:spacing w:lineRule="auto" w:line="360" w:before="0" w:after="100"/>
         <w:jc w:val="both"/>
@@ -2654,7 +2660,7 @@
         <w:pStyle w:val="ListParagraph"/>
         <w:numPr>
           <w:ilvl w:val="0"/>
-          <w:numId w:val="48"/>
+          <w:numId w:val="9"/>
         </w:numPr>
         <w:spacing w:lineRule="auto" w:line="360" w:before="0" w:after="100"/>
         <w:jc w:val="both"/>
@@ -2666,7 +2672,7 @@
           <w:sz w:val="28"/>
           <w:szCs w:val="28"/>
         </w:rPr>
-        <w:t>Stonebraker M., Abadi D.J., Batkin A. et al. C-Store: A Column-Oriented DBMS // Proc. of the 31st VLDB Conference. – 2005. – P. 553–564.</w:t>
+        <w:t>Dinesh L., Devi K.G. An efficient hybrid optimization of ETL process in data warehouse of cloud architecture // Journal of Cloud Computing. – 2024. – Vol. 13. – Art. 12. – DOI: 10.1186/s13677-023-00571-y.</w:t>
       </w:r>
     </w:p>
     <w:p>
@@ -2674,7 +2680,7 @@
         <w:pStyle w:val="ListParagraph"/>
         <w:numPr>
           <w:ilvl w:val="0"/>
-          <w:numId w:val="49"/>
+          <w:numId w:val="9"/>
         </w:numPr>
         <w:spacing w:lineRule="auto" w:line="360" w:before="0" w:after="100"/>
         <w:jc w:val="both"/>
@@ -2694,7 +2700,7 @@
         <w:pStyle w:val="ListParagraph"/>
         <w:numPr>
           <w:ilvl w:val="0"/>
-          <w:numId w:val="50"/>
+          <w:numId w:val="9"/>
         </w:numPr>
         <w:spacing w:lineRule="auto" w:line="360" w:before="0" w:after="100"/>
         <w:jc w:val="both"/>
@@ -2714,7 +2720,7 @@
         <w:pStyle w:val="ListParagraph"/>
         <w:numPr>
           <w:ilvl w:val="0"/>
-          <w:numId w:val="51"/>
+          <w:numId w:val="9"/>
         </w:numPr>
         <w:spacing w:lineRule="auto" w:line="360" w:before="0" w:after="100"/>
         <w:jc w:val="both"/>
@@ -2734,7 +2740,7 @@
         <w:pStyle w:val="ListParagraph"/>
         <w:numPr>
           <w:ilvl w:val="0"/>
-          <w:numId w:val="52"/>
+          <w:numId w:val="9"/>
         </w:numPr>
         <w:spacing w:lineRule="auto" w:line="360" w:before="0" w:after="100"/>
         <w:jc w:val="both"/>
@@ -2754,7 +2760,7 @@
         <w:pStyle w:val="ListParagraph"/>
         <w:numPr>
           <w:ilvl w:val="0"/>
-          <w:numId w:val="53"/>
+          <w:numId w:val="9"/>
         </w:numPr>
         <w:spacing w:lineRule="auto" w:line="360" w:before="0" w:after="100"/>
         <w:jc w:val="both"/>
@@ -2766,7 +2772,7 @@
           <w:sz w:val="28"/>
           <w:szCs w:val="28"/>
         </w:rPr>
-        <w:t>Inmon W.H. Building the Data Warehouse. 4th ed. – Indianapolis: Wiley, 2005. – 576 p.</w:t>
+        <w:t>Koukaras P. Data Integration and Storage Strategies in Heterogeneous Analytical Systems: Architectures, Methods, and Interoperability Challenges // Information (MDPI). – 2025. – Vol. 16, No. 11. – Art. 932. – DOI: 10.3390/info16110932.</w:t>
       </w:r>
     </w:p>
     <w:p>
@@ -2774,7 +2780,7 @@
         <w:pStyle w:val="ListParagraph"/>
         <w:numPr>
           <w:ilvl w:val="0"/>
-          <w:numId w:val="54"/>
+          <w:numId w:val="9"/>
         </w:numPr>
         <w:spacing w:lineRule="auto" w:line="360" w:before="0" w:after="100"/>
         <w:jc w:val="both"/>
@@ -2794,7 +2800,7 @@
         <w:pStyle w:val="ListParagraph"/>
         <w:numPr>
           <w:ilvl w:val="0"/>
-          <w:numId w:val="55"/>
+          <w:numId w:val="9"/>
         </w:numPr>
         <w:spacing w:lineRule="auto" w:line="360" w:before="0" w:after="100"/>
         <w:jc w:val="both"/>
@@ -2806,7 +2812,7 @@
           <w:sz w:val="28"/>
           <w:szCs w:val="28"/>
         </w:rPr>
-        <w:t>Петров А. Распределённые данные. Алгоритмы работы современных систем хранения информации. – СПб.: Питер, 2021. – 336 с.</w:t>
+        <w:t>Петров А. Распределённые данные. Алгоритмы работы современных систем хранения информации. – СПб.: Питер, 2021. – 336 с. – (Серия «Бестселлеры O’Reilly»).</w:t>
       </w:r>
     </w:p>
     <w:p>
@@ -2814,7 +2820,7 @@
         <w:pStyle w:val="ListParagraph"/>
         <w:numPr>
           <w:ilvl w:val="0"/>
-          <w:numId w:val="56"/>
+          <w:numId w:val="9"/>
         </w:numPr>
         <w:spacing w:lineRule="auto" w:line="360" w:before="0" w:after="100"/>
         <w:jc w:val="both"/>
@@ -2834,7 +2840,7 @@
         <w:pStyle w:val="ListParagraph"/>
         <w:numPr>
           <w:ilvl w:val="0"/>
-          <w:numId w:val="57"/>
+          <w:numId w:val="9"/>
         </w:numPr>
         <w:spacing w:lineRule="auto" w:line="360" w:before="0" w:after="100"/>
         <w:jc w:val="both"/>
@@ -2847,24 +2853,6 @@
           <w:szCs w:val="28"/>
         </w:rPr>
         <w:t>Базы данных научных публикаций: Scopus (www.scopus.com), Web of Science (www.webofscience.com), РИНЦ (elibrary.ru), IEEE Xplore (ieeexplore.ieee.org), ACM Digital Library (dl.acm.org), arXiv (arxiv.org).</w:t>
-      </w:r>
-    </w:p>
-    <w:p>
-      <w:pPr>
-        <w:pStyle w:val="Normal"/>
-        <w:spacing w:lineRule="auto" w:line="360" w:before="160" w:after="160"/>
-        <w:rPr>
-          <w:rFonts w:ascii="Times New Roman" w:hAnsi="Times New Roman" w:eastAsia="Times New Roman" w:cs="Times New Roman"/>
-          <w:sz w:val="28"/>
-          <w:szCs w:val="28"/>
-        </w:rPr>
-      </w:pPr>
-      <w:r>
-        <w:rPr>
-          <w:rFonts w:eastAsia="Times New Roman" w:cs="Times New Roman"/>
-          <w:sz w:val="28"/>
-          <w:szCs w:val="28"/>
-        </w:rPr>
       </w:r>
       <w:r>
         <w:br w:type="page"/>
@@ -4171,2267 +4159,6 @@
   <w:abstractNum w:abstractNumId="10">
     <w:lvl w:ilvl="0">
       <w:start w:val="1"/>
-      <w:numFmt w:val="decimal"/>
-      <w:lvlText w:val="%1)"/>
-      <w:lvlJc w:val="left"/>
-      <w:pPr>
-        <w:tabs>
-          <w:tab w:val="num" w:pos="0"/>
-        </w:tabs>
-        <w:ind w:left="500" w:hanging="360"/>
-      </w:pPr>
-      <w:rPr/>
-    </w:lvl>
-    <w:lvl w:ilvl="1">
-      <w:start w:val="1"/>
-      <w:numFmt w:val="decimal"/>
-      <w:lvlText w:val="%2."/>
-      <w:lvlJc w:val="left"/>
-      <w:pPr>
-        <w:tabs>
-          <w:tab w:val="num" w:pos="1080"/>
-        </w:tabs>
-        <w:ind w:left="1080" w:hanging="360"/>
-      </w:pPr>
-      <w:rPr/>
-    </w:lvl>
-    <w:lvl w:ilvl="2">
-      <w:start w:val="1"/>
-      <w:numFmt w:val="decimal"/>
-      <w:lvlText w:val="%3."/>
-      <w:lvlJc w:val="left"/>
-      <w:pPr>
-        <w:tabs>
-          <w:tab w:val="num" w:pos="1440"/>
-        </w:tabs>
-        <w:ind w:left="1440" w:hanging="360"/>
-      </w:pPr>
-      <w:rPr/>
-    </w:lvl>
-    <w:lvl w:ilvl="3">
-      <w:start w:val="1"/>
-      <w:numFmt w:val="decimal"/>
-      <w:lvlText w:val="%4."/>
-      <w:lvlJc w:val="left"/>
-      <w:pPr>
-        <w:tabs>
-          <w:tab w:val="num" w:pos="1800"/>
-        </w:tabs>
-        <w:ind w:left="1800" w:hanging="360"/>
-      </w:pPr>
-      <w:rPr/>
-    </w:lvl>
-    <w:lvl w:ilvl="4">
-      <w:start w:val="1"/>
-      <w:numFmt w:val="decimal"/>
-      <w:lvlText w:val="%5."/>
-      <w:lvlJc w:val="left"/>
-      <w:pPr>
-        <w:tabs>
-          <w:tab w:val="num" w:pos="2160"/>
-        </w:tabs>
-        <w:ind w:left="2160" w:hanging="360"/>
-      </w:pPr>
-      <w:rPr/>
-    </w:lvl>
-    <w:lvl w:ilvl="5">
-      <w:start w:val="1"/>
-      <w:numFmt w:val="decimal"/>
-      <w:lvlText w:val="%6."/>
-      <w:lvlJc w:val="left"/>
-      <w:pPr>
-        <w:tabs>
-          <w:tab w:val="num" w:pos="2520"/>
-        </w:tabs>
-        <w:ind w:left="2520" w:hanging="360"/>
-      </w:pPr>
-      <w:rPr/>
-    </w:lvl>
-    <w:lvl w:ilvl="6">
-      <w:start w:val="1"/>
-      <w:numFmt w:val="decimal"/>
-      <w:lvlText w:val="%7."/>
-      <w:lvlJc w:val="left"/>
-      <w:pPr>
-        <w:tabs>
-          <w:tab w:val="num" w:pos="2880"/>
-        </w:tabs>
-        <w:ind w:left="2880" w:hanging="360"/>
-      </w:pPr>
-      <w:rPr/>
-    </w:lvl>
-    <w:lvl w:ilvl="7">
-      <w:start w:val="1"/>
-      <w:numFmt w:val="decimal"/>
-      <w:lvlText w:val="%8."/>
-      <w:lvlJc w:val="left"/>
-      <w:pPr>
-        <w:tabs>
-          <w:tab w:val="num" w:pos="3240"/>
-        </w:tabs>
-        <w:ind w:left="3240" w:hanging="360"/>
-      </w:pPr>
-      <w:rPr/>
-    </w:lvl>
-    <w:lvl w:ilvl="8">
-      <w:start w:val="1"/>
-      <w:numFmt w:val="decimal"/>
-      <w:lvlText w:val="%9."/>
-      <w:lvlJc w:val="left"/>
-      <w:pPr>
-        <w:tabs>
-          <w:tab w:val="num" w:pos="3600"/>
-        </w:tabs>
-        <w:ind w:left="3600" w:hanging="360"/>
-      </w:pPr>
-      <w:rPr/>
-    </w:lvl>
-  </w:abstractNum>
-  <w:abstractNum w:abstractNumId="11">
-    <w:lvl w:ilvl="0">
-      <w:start w:val="1"/>
-      <w:numFmt w:val="decimal"/>
-      <w:lvlText w:val="%1)"/>
-      <w:lvlJc w:val="left"/>
-      <w:pPr>
-        <w:tabs>
-          <w:tab w:val="num" w:pos="0"/>
-        </w:tabs>
-        <w:ind w:left="500" w:hanging="360"/>
-      </w:pPr>
-      <w:rPr/>
-    </w:lvl>
-    <w:lvl w:ilvl="1">
-      <w:start w:val="1"/>
-      <w:numFmt w:val="decimal"/>
-      <w:lvlText w:val="%2."/>
-      <w:lvlJc w:val="left"/>
-      <w:pPr>
-        <w:tabs>
-          <w:tab w:val="num" w:pos="1080"/>
-        </w:tabs>
-        <w:ind w:left="1080" w:hanging="360"/>
-      </w:pPr>
-      <w:rPr/>
-    </w:lvl>
-    <w:lvl w:ilvl="2">
-      <w:start w:val="1"/>
-      <w:numFmt w:val="decimal"/>
-      <w:lvlText w:val="%3."/>
-      <w:lvlJc w:val="left"/>
-      <w:pPr>
-        <w:tabs>
-          <w:tab w:val="num" w:pos="1440"/>
-        </w:tabs>
-        <w:ind w:left="1440" w:hanging="360"/>
-      </w:pPr>
-      <w:rPr/>
-    </w:lvl>
-    <w:lvl w:ilvl="3">
-      <w:start w:val="1"/>
-      <w:numFmt w:val="decimal"/>
-      <w:lvlText w:val="%4."/>
-      <w:lvlJc w:val="left"/>
-      <w:pPr>
-        <w:tabs>
-          <w:tab w:val="num" w:pos="1800"/>
-        </w:tabs>
-        <w:ind w:left="1800" w:hanging="360"/>
-      </w:pPr>
-      <w:rPr/>
-    </w:lvl>
-    <w:lvl w:ilvl="4">
-      <w:start w:val="1"/>
-      <w:numFmt w:val="decimal"/>
-      <w:lvlText w:val="%5."/>
-      <w:lvlJc w:val="left"/>
-      <w:pPr>
-        <w:tabs>
-          <w:tab w:val="num" w:pos="2160"/>
-        </w:tabs>
-        <w:ind w:left="2160" w:hanging="360"/>
-      </w:pPr>
-      <w:rPr/>
-    </w:lvl>
-    <w:lvl w:ilvl="5">
-      <w:start w:val="1"/>
-      <w:numFmt w:val="decimal"/>
-      <w:lvlText w:val="%6."/>
-      <w:lvlJc w:val="left"/>
-      <w:pPr>
-        <w:tabs>
-          <w:tab w:val="num" w:pos="2520"/>
-        </w:tabs>
-        <w:ind w:left="2520" w:hanging="360"/>
-      </w:pPr>
-      <w:rPr/>
-    </w:lvl>
-    <w:lvl w:ilvl="6">
-      <w:start w:val="1"/>
-      <w:numFmt w:val="decimal"/>
-      <w:lvlText w:val="%7."/>
-      <w:lvlJc w:val="left"/>
-      <w:pPr>
-        <w:tabs>
-          <w:tab w:val="num" w:pos="2880"/>
-        </w:tabs>
-        <w:ind w:left="2880" w:hanging="360"/>
-      </w:pPr>
-      <w:rPr/>
-    </w:lvl>
-    <w:lvl w:ilvl="7">
-      <w:start w:val="1"/>
-      <w:numFmt w:val="decimal"/>
-      <w:lvlText w:val="%8."/>
-      <w:lvlJc w:val="left"/>
-      <w:pPr>
-        <w:tabs>
-          <w:tab w:val="num" w:pos="3240"/>
-        </w:tabs>
-        <w:ind w:left="3240" w:hanging="360"/>
-      </w:pPr>
-      <w:rPr/>
-    </w:lvl>
-    <w:lvl w:ilvl="8">
-      <w:start w:val="1"/>
-      <w:numFmt w:val="decimal"/>
-      <w:lvlText w:val="%9."/>
-      <w:lvlJc w:val="left"/>
-      <w:pPr>
-        <w:tabs>
-          <w:tab w:val="num" w:pos="3600"/>
-        </w:tabs>
-        <w:ind w:left="3600" w:hanging="360"/>
-      </w:pPr>
-      <w:rPr/>
-    </w:lvl>
-  </w:abstractNum>
-  <w:abstractNum w:abstractNumId="12">
-    <w:lvl w:ilvl="0">
-      <w:start w:val="1"/>
-      <w:numFmt w:val="decimal"/>
-      <w:lvlText w:val="%1)"/>
-      <w:lvlJc w:val="left"/>
-      <w:pPr>
-        <w:tabs>
-          <w:tab w:val="num" w:pos="0"/>
-        </w:tabs>
-        <w:ind w:left="500" w:hanging="360"/>
-      </w:pPr>
-      <w:rPr/>
-    </w:lvl>
-    <w:lvl w:ilvl="1">
-      <w:start w:val="1"/>
-      <w:numFmt w:val="decimal"/>
-      <w:lvlText w:val="%2."/>
-      <w:lvlJc w:val="left"/>
-      <w:pPr>
-        <w:tabs>
-          <w:tab w:val="num" w:pos="1080"/>
-        </w:tabs>
-        <w:ind w:left="1080" w:hanging="360"/>
-      </w:pPr>
-      <w:rPr/>
-    </w:lvl>
-    <w:lvl w:ilvl="2">
-      <w:start w:val="1"/>
-      <w:numFmt w:val="decimal"/>
-      <w:lvlText w:val="%3."/>
-      <w:lvlJc w:val="left"/>
-      <w:pPr>
-        <w:tabs>
-          <w:tab w:val="num" w:pos="1440"/>
-        </w:tabs>
-        <w:ind w:left="1440" w:hanging="360"/>
-      </w:pPr>
-      <w:rPr/>
-    </w:lvl>
-    <w:lvl w:ilvl="3">
-      <w:start w:val="1"/>
-      <w:numFmt w:val="decimal"/>
-      <w:lvlText w:val="%4."/>
-      <w:lvlJc w:val="left"/>
-      <w:pPr>
-        <w:tabs>
-          <w:tab w:val="num" w:pos="1800"/>
-        </w:tabs>
-        <w:ind w:left="1800" w:hanging="360"/>
-      </w:pPr>
-      <w:rPr/>
-    </w:lvl>
-    <w:lvl w:ilvl="4">
-      <w:start w:val="1"/>
-      <w:numFmt w:val="decimal"/>
-      <w:lvlText w:val="%5."/>
-      <w:lvlJc w:val="left"/>
-      <w:pPr>
-        <w:tabs>
-          <w:tab w:val="num" w:pos="2160"/>
-        </w:tabs>
-        <w:ind w:left="2160" w:hanging="360"/>
-      </w:pPr>
-      <w:rPr/>
-    </w:lvl>
-    <w:lvl w:ilvl="5">
-      <w:start w:val="1"/>
-      <w:numFmt w:val="decimal"/>
-      <w:lvlText w:val="%6."/>
-      <w:lvlJc w:val="left"/>
-      <w:pPr>
-        <w:tabs>
-          <w:tab w:val="num" w:pos="2520"/>
-        </w:tabs>
-        <w:ind w:left="2520" w:hanging="360"/>
-      </w:pPr>
-      <w:rPr/>
-    </w:lvl>
-    <w:lvl w:ilvl="6">
-      <w:start w:val="1"/>
-      <w:numFmt w:val="decimal"/>
-      <w:lvlText w:val="%7."/>
-      <w:lvlJc w:val="left"/>
-      <w:pPr>
-        <w:tabs>
-          <w:tab w:val="num" w:pos="2880"/>
-        </w:tabs>
-        <w:ind w:left="2880" w:hanging="360"/>
-      </w:pPr>
-      <w:rPr/>
-    </w:lvl>
-    <w:lvl w:ilvl="7">
-      <w:start w:val="1"/>
-      <w:numFmt w:val="decimal"/>
-      <w:lvlText w:val="%8."/>
-      <w:lvlJc w:val="left"/>
-      <w:pPr>
-        <w:tabs>
-          <w:tab w:val="num" w:pos="3240"/>
-        </w:tabs>
-        <w:ind w:left="3240" w:hanging="360"/>
-      </w:pPr>
-      <w:rPr/>
-    </w:lvl>
-    <w:lvl w:ilvl="8">
-      <w:start w:val="1"/>
-      <w:numFmt w:val="decimal"/>
-      <w:lvlText w:val="%9."/>
-      <w:lvlJc w:val="left"/>
-      <w:pPr>
-        <w:tabs>
-          <w:tab w:val="num" w:pos="3600"/>
-        </w:tabs>
-        <w:ind w:left="3600" w:hanging="360"/>
-      </w:pPr>
-      <w:rPr/>
-    </w:lvl>
-  </w:abstractNum>
-  <w:abstractNum w:abstractNumId="13">
-    <w:lvl w:ilvl="0">
-      <w:start w:val="1"/>
-      <w:numFmt w:val="decimal"/>
-      <w:lvlText w:val="%1)"/>
-      <w:lvlJc w:val="left"/>
-      <w:pPr>
-        <w:tabs>
-          <w:tab w:val="num" w:pos="0"/>
-        </w:tabs>
-        <w:ind w:left="500" w:hanging="360"/>
-      </w:pPr>
-      <w:rPr/>
-    </w:lvl>
-    <w:lvl w:ilvl="1">
-      <w:start w:val="1"/>
-      <w:numFmt w:val="decimal"/>
-      <w:lvlText w:val="%2."/>
-      <w:lvlJc w:val="left"/>
-      <w:pPr>
-        <w:tabs>
-          <w:tab w:val="num" w:pos="1080"/>
-        </w:tabs>
-        <w:ind w:left="1080" w:hanging="360"/>
-      </w:pPr>
-      <w:rPr/>
-    </w:lvl>
-    <w:lvl w:ilvl="2">
-      <w:start w:val="1"/>
-      <w:numFmt w:val="decimal"/>
-      <w:lvlText w:val="%3."/>
-      <w:lvlJc w:val="left"/>
-      <w:pPr>
-        <w:tabs>
-          <w:tab w:val="num" w:pos="1440"/>
-        </w:tabs>
-        <w:ind w:left="1440" w:hanging="360"/>
-      </w:pPr>
-      <w:rPr/>
-    </w:lvl>
-    <w:lvl w:ilvl="3">
-      <w:start w:val="1"/>
-      <w:numFmt w:val="decimal"/>
-      <w:lvlText w:val="%4."/>
-      <w:lvlJc w:val="left"/>
-      <w:pPr>
-        <w:tabs>
-          <w:tab w:val="num" w:pos="1800"/>
-        </w:tabs>
-        <w:ind w:left="1800" w:hanging="360"/>
-      </w:pPr>
-      <w:rPr/>
-    </w:lvl>
-    <w:lvl w:ilvl="4">
-      <w:start w:val="1"/>
-      <w:numFmt w:val="decimal"/>
-      <w:lvlText w:val="%5."/>
-      <w:lvlJc w:val="left"/>
-      <w:pPr>
-        <w:tabs>
-          <w:tab w:val="num" w:pos="2160"/>
-        </w:tabs>
-        <w:ind w:left="2160" w:hanging="360"/>
-      </w:pPr>
-      <w:rPr/>
-    </w:lvl>
-    <w:lvl w:ilvl="5">
-      <w:start w:val="1"/>
-      <w:numFmt w:val="decimal"/>
-      <w:lvlText w:val="%6."/>
-      <w:lvlJc w:val="left"/>
-      <w:pPr>
-        <w:tabs>
-          <w:tab w:val="num" w:pos="2520"/>
-        </w:tabs>
-        <w:ind w:left="2520" w:hanging="360"/>
-      </w:pPr>
-      <w:rPr/>
-    </w:lvl>
-    <w:lvl w:ilvl="6">
-      <w:start w:val="1"/>
-      <w:numFmt w:val="decimal"/>
-      <w:lvlText w:val="%7."/>
-      <w:lvlJc w:val="left"/>
-      <w:pPr>
-        <w:tabs>
-          <w:tab w:val="num" w:pos="2880"/>
-        </w:tabs>
-        <w:ind w:left="2880" w:hanging="360"/>
-      </w:pPr>
-      <w:rPr/>
-    </w:lvl>
-    <w:lvl w:ilvl="7">
-      <w:start w:val="1"/>
-      <w:numFmt w:val="decimal"/>
-      <w:lvlText w:val="%8."/>
-      <w:lvlJc w:val="left"/>
-      <w:pPr>
-        <w:tabs>
-          <w:tab w:val="num" w:pos="3240"/>
-        </w:tabs>
-        <w:ind w:left="3240" w:hanging="360"/>
-      </w:pPr>
-      <w:rPr/>
-    </w:lvl>
-    <w:lvl w:ilvl="8">
-      <w:start w:val="1"/>
-      <w:numFmt w:val="decimal"/>
-      <w:lvlText w:val="%9."/>
-      <w:lvlJc w:val="left"/>
-      <w:pPr>
-        <w:tabs>
-          <w:tab w:val="num" w:pos="3600"/>
-        </w:tabs>
-        <w:ind w:left="3600" w:hanging="360"/>
-      </w:pPr>
-      <w:rPr/>
-    </w:lvl>
-  </w:abstractNum>
-  <w:abstractNum w:abstractNumId="14">
-    <w:lvl w:ilvl="0">
-      <w:start w:val="1"/>
-      <w:numFmt w:val="decimal"/>
-      <w:lvlText w:val="%1)"/>
-      <w:lvlJc w:val="left"/>
-      <w:pPr>
-        <w:tabs>
-          <w:tab w:val="num" w:pos="0"/>
-        </w:tabs>
-        <w:ind w:left="500" w:hanging="360"/>
-      </w:pPr>
-      <w:rPr/>
-    </w:lvl>
-    <w:lvl w:ilvl="1">
-      <w:start w:val="1"/>
-      <w:numFmt w:val="decimal"/>
-      <w:lvlText w:val="%2."/>
-      <w:lvlJc w:val="left"/>
-      <w:pPr>
-        <w:tabs>
-          <w:tab w:val="num" w:pos="1080"/>
-        </w:tabs>
-        <w:ind w:left="1080" w:hanging="360"/>
-      </w:pPr>
-      <w:rPr/>
-    </w:lvl>
-    <w:lvl w:ilvl="2">
-      <w:start w:val="1"/>
-      <w:numFmt w:val="decimal"/>
-      <w:lvlText w:val="%3."/>
-      <w:lvlJc w:val="left"/>
-      <w:pPr>
-        <w:tabs>
-          <w:tab w:val="num" w:pos="1440"/>
-        </w:tabs>
-        <w:ind w:left="1440" w:hanging="360"/>
-      </w:pPr>
-      <w:rPr/>
-    </w:lvl>
-    <w:lvl w:ilvl="3">
-      <w:start w:val="1"/>
-      <w:numFmt w:val="decimal"/>
-      <w:lvlText w:val="%4."/>
-      <w:lvlJc w:val="left"/>
-      <w:pPr>
-        <w:tabs>
-          <w:tab w:val="num" w:pos="1800"/>
-        </w:tabs>
-        <w:ind w:left="1800" w:hanging="360"/>
-      </w:pPr>
-      <w:rPr/>
-    </w:lvl>
-    <w:lvl w:ilvl="4">
-      <w:start w:val="1"/>
-      <w:numFmt w:val="decimal"/>
-      <w:lvlText w:val="%5."/>
-      <w:lvlJc w:val="left"/>
-      <w:pPr>
-        <w:tabs>
-          <w:tab w:val="num" w:pos="2160"/>
-        </w:tabs>
-        <w:ind w:left="2160" w:hanging="360"/>
-      </w:pPr>
-      <w:rPr/>
-    </w:lvl>
-    <w:lvl w:ilvl="5">
-      <w:start w:val="1"/>
-      <w:numFmt w:val="decimal"/>
-      <w:lvlText w:val="%6."/>
-      <w:lvlJc w:val="left"/>
-      <w:pPr>
-        <w:tabs>
-          <w:tab w:val="num" w:pos="2520"/>
-        </w:tabs>
-        <w:ind w:left="2520" w:hanging="360"/>
-      </w:pPr>
-      <w:rPr/>
-    </w:lvl>
-    <w:lvl w:ilvl="6">
-      <w:start w:val="1"/>
-      <w:numFmt w:val="decimal"/>
-      <w:lvlText w:val="%7."/>
-      <w:lvlJc w:val="left"/>
-      <w:pPr>
-        <w:tabs>
-          <w:tab w:val="num" w:pos="2880"/>
-        </w:tabs>
-        <w:ind w:left="2880" w:hanging="360"/>
-      </w:pPr>
-      <w:rPr/>
-    </w:lvl>
-    <w:lvl w:ilvl="7">
-      <w:start w:val="1"/>
-      <w:numFmt w:val="decimal"/>
-      <w:lvlText w:val="%8."/>
-      <w:lvlJc w:val="left"/>
-      <w:pPr>
-        <w:tabs>
-          <w:tab w:val="num" w:pos="3240"/>
-        </w:tabs>
-        <w:ind w:left="3240" w:hanging="360"/>
-      </w:pPr>
-      <w:rPr/>
-    </w:lvl>
-    <w:lvl w:ilvl="8">
-      <w:start w:val="1"/>
-      <w:numFmt w:val="decimal"/>
-      <w:lvlText w:val="%9."/>
-      <w:lvlJc w:val="left"/>
-      <w:pPr>
-        <w:tabs>
-          <w:tab w:val="num" w:pos="3600"/>
-        </w:tabs>
-        <w:ind w:left="3600" w:hanging="360"/>
-      </w:pPr>
-      <w:rPr/>
-    </w:lvl>
-  </w:abstractNum>
-  <w:abstractNum w:abstractNumId="15">
-    <w:lvl w:ilvl="0">
-      <w:start w:val="1"/>
-      <w:numFmt w:val="decimal"/>
-      <w:lvlText w:val="%1)"/>
-      <w:lvlJc w:val="left"/>
-      <w:pPr>
-        <w:tabs>
-          <w:tab w:val="num" w:pos="0"/>
-        </w:tabs>
-        <w:ind w:left="500" w:hanging="360"/>
-      </w:pPr>
-      <w:rPr/>
-    </w:lvl>
-    <w:lvl w:ilvl="1">
-      <w:start w:val="1"/>
-      <w:numFmt w:val="decimal"/>
-      <w:lvlText w:val="%2."/>
-      <w:lvlJc w:val="left"/>
-      <w:pPr>
-        <w:tabs>
-          <w:tab w:val="num" w:pos="1080"/>
-        </w:tabs>
-        <w:ind w:left="1080" w:hanging="360"/>
-      </w:pPr>
-      <w:rPr/>
-    </w:lvl>
-    <w:lvl w:ilvl="2">
-      <w:start w:val="1"/>
-      <w:numFmt w:val="decimal"/>
-      <w:lvlText w:val="%3."/>
-      <w:lvlJc w:val="left"/>
-      <w:pPr>
-        <w:tabs>
-          <w:tab w:val="num" w:pos="1440"/>
-        </w:tabs>
-        <w:ind w:left="1440" w:hanging="360"/>
-      </w:pPr>
-      <w:rPr/>
-    </w:lvl>
-    <w:lvl w:ilvl="3">
-      <w:start w:val="1"/>
-      <w:numFmt w:val="decimal"/>
-      <w:lvlText w:val="%4."/>
-      <w:lvlJc w:val="left"/>
-      <w:pPr>
-        <w:tabs>
-          <w:tab w:val="num" w:pos="1800"/>
-        </w:tabs>
-        <w:ind w:left="1800" w:hanging="360"/>
-      </w:pPr>
-      <w:rPr/>
-    </w:lvl>
-    <w:lvl w:ilvl="4">
-      <w:start w:val="1"/>
-      <w:numFmt w:val="decimal"/>
-      <w:lvlText w:val="%5."/>
-      <w:lvlJc w:val="left"/>
-      <w:pPr>
-        <w:tabs>
-          <w:tab w:val="num" w:pos="2160"/>
-        </w:tabs>
-        <w:ind w:left="2160" w:hanging="360"/>
-      </w:pPr>
-      <w:rPr/>
-    </w:lvl>
-    <w:lvl w:ilvl="5">
-      <w:start w:val="1"/>
-      <w:numFmt w:val="decimal"/>
-      <w:lvlText w:val="%6."/>
-      <w:lvlJc w:val="left"/>
-      <w:pPr>
-        <w:tabs>
-          <w:tab w:val="num" w:pos="2520"/>
-        </w:tabs>
-        <w:ind w:left="2520" w:hanging="360"/>
-      </w:pPr>
-      <w:rPr/>
-    </w:lvl>
-    <w:lvl w:ilvl="6">
-      <w:start w:val="1"/>
-      <w:numFmt w:val="decimal"/>
-      <w:lvlText w:val="%7."/>
-      <w:lvlJc w:val="left"/>
-      <w:pPr>
-        <w:tabs>
-          <w:tab w:val="num" w:pos="2880"/>
-        </w:tabs>
-        <w:ind w:left="2880" w:hanging="360"/>
-      </w:pPr>
-      <w:rPr/>
-    </w:lvl>
-    <w:lvl w:ilvl="7">
-      <w:start w:val="1"/>
-      <w:numFmt w:val="decimal"/>
-      <w:lvlText w:val="%8."/>
-      <w:lvlJc w:val="left"/>
-      <w:pPr>
-        <w:tabs>
-          <w:tab w:val="num" w:pos="3240"/>
-        </w:tabs>
-        <w:ind w:left="3240" w:hanging="360"/>
-      </w:pPr>
-      <w:rPr/>
-    </w:lvl>
-    <w:lvl w:ilvl="8">
-      <w:start w:val="1"/>
-      <w:numFmt w:val="decimal"/>
-      <w:lvlText w:val="%9."/>
-      <w:lvlJc w:val="left"/>
-      <w:pPr>
-        <w:tabs>
-          <w:tab w:val="num" w:pos="3600"/>
-        </w:tabs>
-        <w:ind w:left="3600" w:hanging="360"/>
-      </w:pPr>
-      <w:rPr/>
-    </w:lvl>
-  </w:abstractNum>
-  <w:abstractNum w:abstractNumId="16">
-    <w:lvl w:ilvl="0">
-      <w:start w:val="1"/>
-      <w:numFmt w:val="decimal"/>
-      <w:lvlText w:val="%1)"/>
-      <w:lvlJc w:val="left"/>
-      <w:pPr>
-        <w:tabs>
-          <w:tab w:val="num" w:pos="0"/>
-        </w:tabs>
-        <w:ind w:left="500" w:hanging="360"/>
-      </w:pPr>
-      <w:rPr/>
-    </w:lvl>
-    <w:lvl w:ilvl="1">
-      <w:start w:val="1"/>
-      <w:numFmt w:val="decimal"/>
-      <w:lvlText w:val="%2."/>
-      <w:lvlJc w:val="left"/>
-      <w:pPr>
-        <w:tabs>
-          <w:tab w:val="num" w:pos="1080"/>
-        </w:tabs>
-        <w:ind w:left="1080" w:hanging="360"/>
-      </w:pPr>
-      <w:rPr/>
-    </w:lvl>
-    <w:lvl w:ilvl="2">
-      <w:start w:val="1"/>
-      <w:numFmt w:val="decimal"/>
-      <w:lvlText w:val="%3."/>
-      <w:lvlJc w:val="left"/>
-      <w:pPr>
-        <w:tabs>
-          <w:tab w:val="num" w:pos="1440"/>
-        </w:tabs>
-        <w:ind w:left="1440" w:hanging="360"/>
-      </w:pPr>
-      <w:rPr/>
-    </w:lvl>
-    <w:lvl w:ilvl="3">
-      <w:start w:val="1"/>
-      <w:numFmt w:val="decimal"/>
-      <w:lvlText w:val="%4."/>
-      <w:lvlJc w:val="left"/>
-      <w:pPr>
-        <w:tabs>
-          <w:tab w:val="num" w:pos="1800"/>
-        </w:tabs>
-        <w:ind w:left="1800" w:hanging="360"/>
-      </w:pPr>
-      <w:rPr/>
-    </w:lvl>
-    <w:lvl w:ilvl="4">
-      <w:start w:val="1"/>
-      <w:numFmt w:val="decimal"/>
-      <w:lvlText w:val="%5."/>
-      <w:lvlJc w:val="left"/>
-      <w:pPr>
-        <w:tabs>
-          <w:tab w:val="num" w:pos="2160"/>
-        </w:tabs>
-        <w:ind w:left="2160" w:hanging="360"/>
-      </w:pPr>
-      <w:rPr/>
-    </w:lvl>
-    <w:lvl w:ilvl="5">
-      <w:start w:val="1"/>
-      <w:numFmt w:val="decimal"/>
-      <w:lvlText w:val="%6."/>
-      <w:lvlJc w:val="left"/>
-      <w:pPr>
-        <w:tabs>
-          <w:tab w:val="num" w:pos="2520"/>
-        </w:tabs>
-        <w:ind w:left="2520" w:hanging="360"/>
-      </w:pPr>
-      <w:rPr/>
-    </w:lvl>
-    <w:lvl w:ilvl="6">
-      <w:start w:val="1"/>
-      <w:numFmt w:val="decimal"/>
-      <w:lvlText w:val="%7."/>
-      <w:lvlJc w:val="left"/>
-      <w:pPr>
-        <w:tabs>
-          <w:tab w:val="num" w:pos="2880"/>
-        </w:tabs>
-        <w:ind w:left="2880" w:hanging="360"/>
-      </w:pPr>
-      <w:rPr/>
-    </w:lvl>
-    <w:lvl w:ilvl="7">
-      <w:start w:val="1"/>
-      <w:numFmt w:val="decimal"/>
-      <w:lvlText w:val="%8."/>
-      <w:lvlJc w:val="left"/>
-      <w:pPr>
-        <w:tabs>
-          <w:tab w:val="num" w:pos="3240"/>
-        </w:tabs>
-        <w:ind w:left="3240" w:hanging="360"/>
-      </w:pPr>
-      <w:rPr/>
-    </w:lvl>
-    <w:lvl w:ilvl="8">
-      <w:start w:val="1"/>
-      <w:numFmt w:val="decimal"/>
-      <w:lvlText w:val="%9."/>
-      <w:lvlJc w:val="left"/>
-      <w:pPr>
-        <w:tabs>
-          <w:tab w:val="num" w:pos="3600"/>
-        </w:tabs>
-        <w:ind w:left="3600" w:hanging="360"/>
-      </w:pPr>
-      <w:rPr/>
-    </w:lvl>
-  </w:abstractNum>
-  <w:abstractNum w:abstractNumId="17">
-    <w:lvl w:ilvl="0">
-      <w:start w:val="1"/>
-      <w:numFmt w:val="decimal"/>
-      <w:lvlText w:val="%1)"/>
-      <w:lvlJc w:val="left"/>
-      <w:pPr>
-        <w:tabs>
-          <w:tab w:val="num" w:pos="0"/>
-        </w:tabs>
-        <w:ind w:left="500" w:hanging="360"/>
-      </w:pPr>
-      <w:rPr/>
-    </w:lvl>
-    <w:lvl w:ilvl="1">
-      <w:start w:val="1"/>
-      <w:numFmt w:val="decimal"/>
-      <w:lvlText w:val="%2."/>
-      <w:lvlJc w:val="left"/>
-      <w:pPr>
-        <w:tabs>
-          <w:tab w:val="num" w:pos="1080"/>
-        </w:tabs>
-        <w:ind w:left="1080" w:hanging="360"/>
-      </w:pPr>
-      <w:rPr/>
-    </w:lvl>
-    <w:lvl w:ilvl="2">
-      <w:start w:val="1"/>
-      <w:numFmt w:val="decimal"/>
-      <w:lvlText w:val="%3."/>
-      <w:lvlJc w:val="left"/>
-      <w:pPr>
-        <w:tabs>
-          <w:tab w:val="num" w:pos="1440"/>
-        </w:tabs>
-        <w:ind w:left="1440" w:hanging="360"/>
-      </w:pPr>
-      <w:rPr/>
-    </w:lvl>
-    <w:lvl w:ilvl="3">
-      <w:start w:val="1"/>
-      <w:numFmt w:val="decimal"/>
-      <w:lvlText w:val="%4."/>
-      <w:lvlJc w:val="left"/>
-      <w:pPr>
-        <w:tabs>
-          <w:tab w:val="num" w:pos="1800"/>
-        </w:tabs>
-        <w:ind w:left="1800" w:hanging="360"/>
-      </w:pPr>
-      <w:rPr/>
-    </w:lvl>
-    <w:lvl w:ilvl="4">
-      <w:start w:val="1"/>
-      <w:numFmt w:val="decimal"/>
-      <w:lvlText w:val="%5."/>
-      <w:lvlJc w:val="left"/>
-      <w:pPr>
-        <w:tabs>
-          <w:tab w:val="num" w:pos="2160"/>
-        </w:tabs>
-        <w:ind w:left="2160" w:hanging="360"/>
-      </w:pPr>
-      <w:rPr/>
-    </w:lvl>
-    <w:lvl w:ilvl="5">
-      <w:start w:val="1"/>
-      <w:numFmt w:val="decimal"/>
-      <w:lvlText w:val="%6."/>
-      <w:lvlJc w:val="left"/>
-      <w:pPr>
-        <w:tabs>
-          <w:tab w:val="num" w:pos="2520"/>
-        </w:tabs>
-        <w:ind w:left="2520" w:hanging="360"/>
-      </w:pPr>
-      <w:rPr/>
-    </w:lvl>
-    <w:lvl w:ilvl="6">
-      <w:start w:val="1"/>
-      <w:numFmt w:val="decimal"/>
-      <w:lvlText w:val="%7."/>
-      <w:lvlJc w:val="left"/>
-      <w:pPr>
-        <w:tabs>
-          <w:tab w:val="num" w:pos="2880"/>
-        </w:tabs>
-        <w:ind w:left="2880" w:hanging="360"/>
-      </w:pPr>
-      <w:rPr/>
-    </w:lvl>
-    <w:lvl w:ilvl="7">
-      <w:start w:val="1"/>
-      <w:numFmt w:val="decimal"/>
-      <w:lvlText w:val="%8."/>
-      <w:lvlJc w:val="left"/>
-      <w:pPr>
-        <w:tabs>
-          <w:tab w:val="num" w:pos="3240"/>
-        </w:tabs>
-        <w:ind w:left="3240" w:hanging="360"/>
-      </w:pPr>
-      <w:rPr/>
-    </w:lvl>
-    <w:lvl w:ilvl="8">
-      <w:start w:val="1"/>
-      <w:numFmt w:val="decimal"/>
-      <w:lvlText w:val="%9."/>
-      <w:lvlJc w:val="left"/>
-      <w:pPr>
-        <w:tabs>
-          <w:tab w:val="num" w:pos="3600"/>
-        </w:tabs>
-        <w:ind w:left="3600" w:hanging="360"/>
-      </w:pPr>
-      <w:rPr/>
-    </w:lvl>
-  </w:abstractNum>
-  <w:abstractNum w:abstractNumId="18">
-    <w:lvl w:ilvl="0">
-      <w:start w:val="1"/>
-      <w:numFmt w:val="decimal"/>
-      <w:lvlText w:val="%1)"/>
-      <w:lvlJc w:val="left"/>
-      <w:pPr>
-        <w:tabs>
-          <w:tab w:val="num" w:pos="0"/>
-        </w:tabs>
-        <w:ind w:left="500" w:hanging="360"/>
-      </w:pPr>
-      <w:rPr/>
-    </w:lvl>
-    <w:lvl w:ilvl="1">
-      <w:start w:val="1"/>
-      <w:numFmt w:val="decimal"/>
-      <w:lvlText w:val="%2."/>
-      <w:lvlJc w:val="left"/>
-      <w:pPr>
-        <w:tabs>
-          <w:tab w:val="num" w:pos="1080"/>
-        </w:tabs>
-        <w:ind w:left="1080" w:hanging="360"/>
-      </w:pPr>
-      <w:rPr/>
-    </w:lvl>
-    <w:lvl w:ilvl="2">
-      <w:start w:val="1"/>
-      <w:numFmt w:val="decimal"/>
-      <w:lvlText w:val="%3."/>
-      <w:lvlJc w:val="left"/>
-      <w:pPr>
-        <w:tabs>
-          <w:tab w:val="num" w:pos="1440"/>
-        </w:tabs>
-        <w:ind w:left="1440" w:hanging="360"/>
-      </w:pPr>
-      <w:rPr/>
-    </w:lvl>
-    <w:lvl w:ilvl="3">
-      <w:start w:val="1"/>
-      <w:numFmt w:val="decimal"/>
-      <w:lvlText w:val="%4."/>
-      <w:lvlJc w:val="left"/>
-      <w:pPr>
-        <w:tabs>
-          <w:tab w:val="num" w:pos="1800"/>
-        </w:tabs>
-        <w:ind w:left="1800" w:hanging="360"/>
-      </w:pPr>
-      <w:rPr/>
-    </w:lvl>
-    <w:lvl w:ilvl="4">
-      <w:start w:val="1"/>
-      <w:numFmt w:val="decimal"/>
-      <w:lvlText w:val="%5."/>
-      <w:lvlJc w:val="left"/>
-      <w:pPr>
-        <w:tabs>
-          <w:tab w:val="num" w:pos="2160"/>
-        </w:tabs>
-        <w:ind w:left="2160" w:hanging="360"/>
-      </w:pPr>
-      <w:rPr/>
-    </w:lvl>
-    <w:lvl w:ilvl="5">
-      <w:start w:val="1"/>
-      <w:numFmt w:val="decimal"/>
-      <w:lvlText w:val="%6."/>
-      <w:lvlJc w:val="left"/>
-      <w:pPr>
-        <w:tabs>
-          <w:tab w:val="num" w:pos="2520"/>
-        </w:tabs>
-        <w:ind w:left="2520" w:hanging="360"/>
-      </w:pPr>
-      <w:rPr/>
-    </w:lvl>
-    <w:lvl w:ilvl="6">
-      <w:start w:val="1"/>
-      <w:numFmt w:val="decimal"/>
-      <w:lvlText w:val="%7."/>
-      <w:lvlJc w:val="left"/>
-      <w:pPr>
-        <w:tabs>
-          <w:tab w:val="num" w:pos="2880"/>
-        </w:tabs>
-        <w:ind w:left="2880" w:hanging="360"/>
-      </w:pPr>
-      <w:rPr/>
-    </w:lvl>
-    <w:lvl w:ilvl="7">
-      <w:start w:val="1"/>
-      <w:numFmt w:val="decimal"/>
-      <w:lvlText w:val="%8."/>
-      <w:lvlJc w:val="left"/>
-      <w:pPr>
-        <w:tabs>
-          <w:tab w:val="num" w:pos="3240"/>
-        </w:tabs>
-        <w:ind w:left="3240" w:hanging="360"/>
-      </w:pPr>
-      <w:rPr/>
-    </w:lvl>
-    <w:lvl w:ilvl="8">
-      <w:start w:val="1"/>
-      <w:numFmt w:val="decimal"/>
-      <w:lvlText w:val="%9."/>
-      <w:lvlJc w:val="left"/>
-      <w:pPr>
-        <w:tabs>
-          <w:tab w:val="num" w:pos="3600"/>
-        </w:tabs>
-        <w:ind w:left="3600" w:hanging="360"/>
-      </w:pPr>
-      <w:rPr/>
-    </w:lvl>
-  </w:abstractNum>
-  <w:abstractNum w:abstractNumId="19">
-    <w:lvl w:ilvl="0">
-      <w:start w:val="1"/>
-      <w:numFmt w:val="decimal"/>
-      <w:lvlText w:val="%1)"/>
-      <w:lvlJc w:val="left"/>
-      <w:pPr>
-        <w:tabs>
-          <w:tab w:val="num" w:pos="0"/>
-        </w:tabs>
-        <w:ind w:left="500" w:hanging="360"/>
-      </w:pPr>
-      <w:rPr/>
-    </w:lvl>
-    <w:lvl w:ilvl="1">
-      <w:start w:val="1"/>
-      <w:numFmt w:val="decimal"/>
-      <w:lvlText w:val="%2."/>
-      <w:lvlJc w:val="left"/>
-      <w:pPr>
-        <w:tabs>
-          <w:tab w:val="num" w:pos="1080"/>
-        </w:tabs>
-        <w:ind w:left="1080" w:hanging="360"/>
-      </w:pPr>
-      <w:rPr/>
-    </w:lvl>
-    <w:lvl w:ilvl="2">
-      <w:start w:val="1"/>
-      <w:numFmt w:val="decimal"/>
-      <w:lvlText w:val="%3."/>
-      <w:lvlJc w:val="left"/>
-      <w:pPr>
-        <w:tabs>
-          <w:tab w:val="num" w:pos="1440"/>
-        </w:tabs>
-        <w:ind w:left="1440" w:hanging="360"/>
-      </w:pPr>
-      <w:rPr/>
-    </w:lvl>
-    <w:lvl w:ilvl="3">
-      <w:start w:val="1"/>
-      <w:numFmt w:val="decimal"/>
-      <w:lvlText w:val="%4."/>
-      <w:lvlJc w:val="left"/>
-      <w:pPr>
-        <w:tabs>
-          <w:tab w:val="num" w:pos="1800"/>
-        </w:tabs>
-        <w:ind w:left="1800" w:hanging="360"/>
-      </w:pPr>
-      <w:rPr/>
-    </w:lvl>
-    <w:lvl w:ilvl="4">
-      <w:start w:val="1"/>
-      <w:numFmt w:val="decimal"/>
-      <w:lvlText w:val="%5."/>
-      <w:lvlJc w:val="left"/>
-      <w:pPr>
-        <w:tabs>
-          <w:tab w:val="num" w:pos="2160"/>
-        </w:tabs>
-        <w:ind w:left="2160" w:hanging="360"/>
-      </w:pPr>
-      <w:rPr/>
-    </w:lvl>
-    <w:lvl w:ilvl="5">
-      <w:start w:val="1"/>
-      <w:numFmt w:val="decimal"/>
-      <w:lvlText w:val="%6."/>
-      <w:lvlJc w:val="left"/>
-      <w:pPr>
-        <w:tabs>
-          <w:tab w:val="num" w:pos="2520"/>
-        </w:tabs>
-        <w:ind w:left="2520" w:hanging="360"/>
-      </w:pPr>
-      <w:rPr/>
-    </w:lvl>
-    <w:lvl w:ilvl="6">
-      <w:start w:val="1"/>
-      <w:numFmt w:val="decimal"/>
-      <w:lvlText w:val="%7."/>
-      <w:lvlJc w:val="left"/>
-      <w:pPr>
-        <w:tabs>
-          <w:tab w:val="num" w:pos="2880"/>
-        </w:tabs>
-        <w:ind w:left="2880" w:hanging="360"/>
-      </w:pPr>
-      <w:rPr/>
-    </w:lvl>
-    <w:lvl w:ilvl="7">
-      <w:start w:val="1"/>
-      <w:numFmt w:val="decimal"/>
-      <w:lvlText w:val="%8."/>
-      <w:lvlJc w:val="left"/>
-      <w:pPr>
-        <w:tabs>
-          <w:tab w:val="num" w:pos="3240"/>
-        </w:tabs>
-        <w:ind w:left="3240" w:hanging="360"/>
-      </w:pPr>
-      <w:rPr/>
-    </w:lvl>
-    <w:lvl w:ilvl="8">
-      <w:start w:val="1"/>
-      <w:numFmt w:val="decimal"/>
-      <w:lvlText w:val="%9."/>
-      <w:lvlJc w:val="left"/>
-      <w:pPr>
-        <w:tabs>
-          <w:tab w:val="num" w:pos="3600"/>
-        </w:tabs>
-        <w:ind w:left="3600" w:hanging="360"/>
-      </w:pPr>
-      <w:rPr/>
-    </w:lvl>
-  </w:abstractNum>
-  <w:abstractNum w:abstractNumId="20">
-    <w:lvl w:ilvl="0">
-      <w:start w:val="1"/>
-      <w:numFmt w:val="decimal"/>
-      <w:lvlText w:val="%1)"/>
-      <w:lvlJc w:val="left"/>
-      <w:pPr>
-        <w:tabs>
-          <w:tab w:val="num" w:pos="0"/>
-        </w:tabs>
-        <w:ind w:left="500" w:hanging="360"/>
-      </w:pPr>
-      <w:rPr/>
-    </w:lvl>
-    <w:lvl w:ilvl="1">
-      <w:start w:val="1"/>
-      <w:numFmt w:val="decimal"/>
-      <w:lvlText w:val="%2."/>
-      <w:lvlJc w:val="left"/>
-      <w:pPr>
-        <w:tabs>
-          <w:tab w:val="num" w:pos="1080"/>
-        </w:tabs>
-        <w:ind w:left="1080" w:hanging="360"/>
-      </w:pPr>
-      <w:rPr/>
-    </w:lvl>
-    <w:lvl w:ilvl="2">
-      <w:start w:val="1"/>
-      <w:numFmt w:val="decimal"/>
-      <w:lvlText w:val="%3."/>
-      <w:lvlJc w:val="left"/>
-      <w:pPr>
-        <w:tabs>
-          <w:tab w:val="num" w:pos="1440"/>
-        </w:tabs>
-        <w:ind w:left="1440" w:hanging="360"/>
-      </w:pPr>
-      <w:rPr/>
-    </w:lvl>
-    <w:lvl w:ilvl="3">
-      <w:start w:val="1"/>
-      <w:numFmt w:val="decimal"/>
-      <w:lvlText w:val="%4."/>
-      <w:lvlJc w:val="left"/>
-      <w:pPr>
-        <w:tabs>
-          <w:tab w:val="num" w:pos="1800"/>
-        </w:tabs>
-        <w:ind w:left="1800" w:hanging="360"/>
-      </w:pPr>
-      <w:rPr/>
-    </w:lvl>
-    <w:lvl w:ilvl="4">
-      <w:start w:val="1"/>
-      <w:numFmt w:val="decimal"/>
-      <w:lvlText w:val="%5."/>
-      <w:lvlJc w:val="left"/>
-      <w:pPr>
-        <w:tabs>
-          <w:tab w:val="num" w:pos="2160"/>
-        </w:tabs>
-        <w:ind w:left="2160" w:hanging="360"/>
-      </w:pPr>
-      <w:rPr/>
-    </w:lvl>
-    <w:lvl w:ilvl="5">
-      <w:start w:val="1"/>
-      <w:numFmt w:val="decimal"/>
-      <w:lvlText w:val="%6."/>
-      <w:lvlJc w:val="left"/>
-      <w:pPr>
-        <w:tabs>
-          <w:tab w:val="num" w:pos="2520"/>
-        </w:tabs>
-        <w:ind w:left="2520" w:hanging="360"/>
-      </w:pPr>
-      <w:rPr/>
-    </w:lvl>
-    <w:lvl w:ilvl="6">
-      <w:start w:val="1"/>
-      <w:numFmt w:val="decimal"/>
-      <w:lvlText w:val="%7."/>
-      <w:lvlJc w:val="left"/>
-      <w:pPr>
-        <w:tabs>
-          <w:tab w:val="num" w:pos="2880"/>
-        </w:tabs>
-        <w:ind w:left="2880" w:hanging="360"/>
-      </w:pPr>
-      <w:rPr/>
-    </w:lvl>
-    <w:lvl w:ilvl="7">
-      <w:start w:val="1"/>
-      <w:numFmt w:val="decimal"/>
-      <w:lvlText w:val="%8."/>
-      <w:lvlJc w:val="left"/>
-      <w:pPr>
-        <w:tabs>
-          <w:tab w:val="num" w:pos="3240"/>
-        </w:tabs>
-        <w:ind w:left="3240" w:hanging="360"/>
-      </w:pPr>
-      <w:rPr/>
-    </w:lvl>
-    <w:lvl w:ilvl="8">
-      <w:start w:val="1"/>
-      <w:numFmt w:val="decimal"/>
-      <w:lvlText w:val="%9."/>
-      <w:lvlJc w:val="left"/>
-      <w:pPr>
-        <w:tabs>
-          <w:tab w:val="num" w:pos="3600"/>
-        </w:tabs>
-        <w:ind w:left="3600" w:hanging="360"/>
-      </w:pPr>
-      <w:rPr/>
-    </w:lvl>
-  </w:abstractNum>
-  <w:abstractNum w:abstractNumId="21">
-    <w:lvl w:ilvl="0">
-      <w:start w:val="1"/>
-      <w:numFmt w:val="decimal"/>
-      <w:lvlText w:val="%1)"/>
-      <w:lvlJc w:val="left"/>
-      <w:pPr>
-        <w:tabs>
-          <w:tab w:val="num" w:pos="0"/>
-        </w:tabs>
-        <w:ind w:left="500" w:hanging="360"/>
-      </w:pPr>
-      <w:rPr/>
-    </w:lvl>
-    <w:lvl w:ilvl="1">
-      <w:start w:val="1"/>
-      <w:numFmt w:val="decimal"/>
-      <w:lvlText w:val="%2."/>
-      <w:lvlJc w:val="left"/>
-      <w:pPr>
-        <w:tabs>
-          <w:tab w:val="num" w:pos="1080"/>
-        </w:tabs>
-        <w:ind w:left="1080" w:hanging="360"/>
-      </w:pPr>
-      <w:rPr/>
-    </w:lvl>
-    <w:lvl w:ilvl="2">
-      <w:start w:val="1"/>
-      <w:numFmt w:val="decimal"/>
-      <w:lvlText w:val="%3."/>
-      <w:lvlJc w:val="left"/>
-      <w:pPr>
-        <w:tabs>
-          <w:tab w:val="num" w:pos="1440"/>
-        </w:tabs>
-        <w:ind w:left="1440" w:hanging="360"/>
-      </w:pPr>
-      <w:rPr/>
-    </w:lvl>
-    <w:lvl w:ilvl="3">
-      <w:start w:val="1"/>
-      <w:numFmt w:val="decimal"/>
-      <w:lvlText w:val="%4."/>
-      <w:lvlJc w:val="left"/>
-      <w:pPr>
-        <w:tabs>
-          <w:tab w:val="num" w:pos="1800"/>
-        </w:tabs>
-        <w:ind w:left="1800" w:hanging="360"/>
-      </w:pPr>
-      <w:rPr/>
-    </w:lvl>
-    <w:lvl w:ilvl="4">
-      <w:start w:val="1"/>
-      <w:numFmt w:val="decimal"/>
-      <w:lvlText w:val="%5."/>
-      <w:lvlJc w:val="left"/>
-      <w:pPr>
-        <w:tabs>
-          <w:tab w:val="num" w:pos="2160"/>
-        </w:tabs>
-        <w:ind w:left="2160" w:hanging="360"/>
-      </w:pPr>
-      <w:rPr/>
-    </w:lvl>
-    <w:lvl w:ilvl="5">
-      <w:start w:val="1"/>
-      <w:numFmt w:val="decimal"/>
-      <w:lvlText w:val="%6."/>
-      <w:lvlJc w:val="left"/>
-      <w:pPr>
-        <w:tabs>
-          <w:tab w:val="num" w:pos="2520"/>
-        </w:tabs>
-        <w:ind w:left="2520" w:hanging="360"/>
-      </w:pPr>
-      <w:rPr/>
-    </w:lvl>
-    <w:lvl w:ilvl="6">
-      <w:start w:val="1"/>
-      <w:numFmt w:val="decimal"/>
-      <w:lvlText w:val="%7."/>
-      <w:lvlJc w:val="left"/>
-      <w:pPr>
-        <w:tabs>
-          <w:tab w:val="num" w:pos="2880"/>
-        </w:tabs>
-        <w:ind w:left="2880" w:hanging="360"/>
-      </w:pPr>
-      <w:rPr/>
-    </w:lvl>
-    <w:lvl w:ilvl="7">
-      <w:start w:val="1"/>
-      <w:numFmt w:val="decimal"/>
-      <w:lvlText w:val="%8."/>
-      <w:lvlJc w:val="left"/>
-      <w:pPr>
-        <w:tabs>
-          <w:tab w:val="num" w:pos="3240"/>
-        </w:tabs>
-        <w:ind w:left="3240" w:hanging="360"/>
-      </w:pPr>
-      <w:rPr/>
-    </w:lvl>
-    <w:lvl w:ilvl="8">
-      <w:start w:val="1"/>
-      <w:numFmt w:val="decimal"/>
-      <w:lvlText w:val="%9."/>
-      <w:lvlJc w:val="left"/>
-      <w:pPr>
-        <w:tabs>
-          <w:tab w:val="num" w:pos="3600"/>
-        </w:tabs>
-        <w:ind w:left="3600" w:hanging="360"/>
-      </w:pPr>
-      <w:rPr/>
-    </w:lvl>
-  </w:abstractNum>
-  <w:abstractNum w:abstractNumId="22">
-    <w:lvl w:ilvl="0">
-      <w:start w:val="1"/>
-      <w:numFmt w:val="decimal"/>
-      <w:lvlText w:val="%1)"/>
-      <w:lvlJc w:val="left"/>
-      <w:pPr>
-        <w:tabs>
-          <w:tab w:val="num" w:pos="0"/>
-        </w:tabs>
-        <w:ind w:left="500" w:hanging="360"/>
-      </w:pPr>
-      <w:rPr/>
-    </w:lvl>
-    <w:lvl w:ilvl="1">
-      <w:start w:val="1"/>
-      <w:numFmt w:val="decimal"/>
-      <w:lvlText w:val="%2."/>
-      <w:lvlJc w:val="left"/>
-      <w:pPr>
-        <w:tabs>
-          <w:tab w:val="num" w:pos="1080"/>
-        </w:tabs>
-        <w:ind w:left="1080" w:hanging="360"/>
-      </w:pPr>
-      <w:rPr/>
-    </w:lvl>
-    <w:lvl w:ilvl="2">
-      <w:start w:val="1"/>
-      <w:numFmt w:val="decimal"/>
-      <w:lvlText w:val="%3."/>
-      <w:lvlJc w:val="left"/>
-      <w:pPr>
-        <w:tabs>
-          <w:tab w:val="num" w:pos="1440"/>
-        </w:tabs>
-        <w:ind w:left="1440" w:hanging="360"/>
-      </w:pPr>
-      <w:rPr/>
-    </w:lvl>
-    <w:lvl w:ilvl="3">
-      <w:start w:val="1"/>
-      <w:numFmt w:val="decimal"/>
-      <w:lvlText w:val="%4."/>
-      <w:lvlJc w:val="left"/>
-      <w:pPr>
-        <w:tabs>
-          <w:tab w:val="num" w:pos="1800"/>
-        </w:tabs>
-        <w:ind w:left="1800" w:hanging="360"/>
-      </w:pPr>
-      <w:rPr/>
-    </w:lvl>
-    <w:lvl w:ilvl="4">
-      <w:start w:val="1"/>
-      <w:numFmt w:val="decimal"/>
-      <w:lvlText w:val="%5."/>
-      <w:lvlJc w:val="left"/>
-      <w:pPr>
-        <w:tabs>
-          <w:tab w:val="num" w:pos="2160"/>
-        </w:tabs>
-        <w:ind w:left="2160" w:hanging="360"/>
-      </w:pPr>
-      <w:rPr/>
-    </w:lvl>
-    <w:lvl w:ilvl="5">
-      <w:start w:val="1"/>
-      <w:numFmt w:val="decimal"/>
-      <w:lvlText w:val="%6."/>
-      <w:lvlJc w:val="left"/>
-      <w:pPr>
-        <w:tabs>
-          <w:tab w:val="num" w:pos="2520"/>
-        </w:tabs>
-        <w:ind w:left="2520" w:hanging="360"/>
-      </w:pPr>
-      <w:rPr/>
-    </w:lvl>
-    <w:lvl w:ilvl="6">
-      <w:start w:val="1"/>
-      <w:numFmt w:val="decimal"/>
-      <w:lvlText w:val="%7."/>
-      <w:lvlJc w:val="left"/>
-      <w:pPr>
-        <w:tabs>
-          <w:tab w:val="num" w:pos="2880"/>
-        </w:tabs>
-        <w:ind w:left="2880" w:hanging="360"/>
-      </w:pPr>
-      <w:rPr/>
-    </w:lvl>
-    <w:lvl w:ilvl="7">
-      <w:start w:val="1"/>
-      <w:numFmt w:val="decimal"/>
-      <w:lvlText w:val="%8."/>
-      <w:lvlJc w:val="left"/>
-      <w:pPr>
-        <w:tabs>
-          <w:tab w:val="num" w:pos="3240"/>
-        </w:tabs>
-        <w:ind w:left="3240" w:hanging="360"/>
-      </w:pPr>
-      <w:rPr/>
-    </w:lvl>
-    <w:lvl w:ilvl="8">
-      <w:start w:val="1"/>
-      <w:numFmt w:val="decimal"/>
-      <w:lvlText w:val="%9."/>
-      <w:lvlJc w:val="left"/>
-      <w:pPr>
-        <w:tabs>
-          <w:tab w:val="num" w:pos="3600"/>
-        </w:tabs>
-        <w:ind w:left="3600" w:hanging="360"/>
-      </w:pPr>
-      <w:rPr/>
-    </w:lvl>
-  </w:abstractNum>
-  <w:abstractNum w:abstractNumId="23">
-    <w:lvl w:ilvl="0">
-      <w:start w:val="1"/>
-      <w:numFmt w:val="decimal"/>
-      <w:lvlText w:val="%1)"/>
-      <w:lvlJc w:val="left"/>
-      <w:pPr>
-        <w:tabs>
-          <w:tab w:val="num" w:pos="0"/>
-        </w:tabs>
-        <w:ind w:left="500" w:hanging="360"/>
-      </w:pPr>
-      <w:rPr/>
-    </w:lvl>
-    <w:lvl w:ilvl="1">
-      <w:start w:val="1"/>
-      <w:numFmt w:val="decimal"/>
-      <w:lvlText w:val="%2."/>
-      <w:lvlJc w:val="left"/>
-      <w:pPr>
-        <w:tabs>
-          <w:tab w:val="num" w:pos="1080"/>
-        </w:tabs>
-        <w:ind w:left="1080" w:hanging="360"/>
-      </w:pPr>
-      <w:rPr/>
-    </w:lvl>
-    <w:lvl w:ilvl="2">
-      <w:start w:val="1"/>
-      <w:numFmt w:val="decimal"/>
-      <w:lvlText w:val="%3."/>
-      <w:lvlJc w:val="left"/>
-      <w:pPr>
-        <w:tabs>
-          <w:tab w:val="num" w:pos="1440"/>
-        </w:tabs>
-        <w:ind w:left="1440" w:hanging="360"/>
-      </w:pPr>
-      <w:rPr/>
-    </w:lvl>
-    <w:lvl w:ilvl="3">
-      <w:start w:val="1"/>
-      <w:numFmt w:val="decimal"/>
-      <w:lvlText w:val="%4."/>
-      <w:lvlJc w:val="left"/>
-      <w:pPr>
-        <w:tabs>
-          <w:tab w:val="num" w:pos="1800"/>
-        </w:tabs>
-        <w:ind w:left="1800" w:hanging="360"/>
-      </w:pPr>
-      <w:rPr/>
-    </w:lvl>
-    <w:lvl w:ilvl="4">
-      <w:start w:val="1"/>
-      <w:numFmt w:val="decimal"/>
-      <w:lvlText w:val="%5."/>
-      <w:lvlJc w:val="left"/>
-      <w:pPr>
-        <w:tabs>
-          <w:tab w:val="num" w:pos="2160"/>
-        </w:tabs>
-        <w:ind w:left="2160" w:hanging="360"/>
-      </w:pPr>
-      <w:rPr/>
-    </w:lvl>
-    <w:lvl w:ilvl="5">
-      <w:start w:val="1"/>
-      <w:numFmt w:val="decimal"/>
-      <w:lvlText w:val="%6."/>
-      <w:lvlJc w:val="left"/>
-      <w:pPr>
-        <w:tabs>
-          <w:tab w:val="num" w:pos="2520"/>
-        </w:tabs>
-        <w:ind w:left="2520" w:hanging="360"/>
-      </w:pPr>
-      <w:rPr/>
-    </w:lvl>
-    <w:lvl w:ilvl="6">
-      <w:start w:val="1"/>
-      <w:numFmt w:val="decimal"/>
-      <w:lvlText w:val="%7."/>
-      <w:lvlJc w:val="left"/>
-      <w:pPr>
-        <w:tabs>
-          <w:tab w:val="num" w:pos="2880"/>
-        </w:tabs>
-        <w:ind w:left="2880" w:hanging="360"/>
-      </w:pPr>
-      <w:rPr/>
-    </w:lvl>
-    <w:lvl w:ilvl="7">
-      <w:start w:val="1"/>
-      <w:numFmt w:val="decimal"/>
-      <w:lvlText w:val="%8."/>
-      <w:lvlJc w:val="left"/>
-      <w:pPr>
-        <w:tabs>
-          <w:tab w:val="num" w:pos="3240"/>
-        </w:tabs>
-        <w:ind w:left="3240" w:hanging="360"/>
-      </w:pPr>
-      <w:rPr/>
-    </w:lvl>
-    <w:lvl w:ilvl="8">
-      <w:start w:val="1"/>
-      <w:numFmt w:val="decimal"/>
-      <w:lvlText w:val="%9."/>
-      <w:lvlJc w:val="left"/>
-      <w:pPr>
-        <w:tabs>
-          <w:tab w:val="num" w:pos="3600"/>
-        </w:tabs>
-        <w:ind w:left="3600" w:hanging="360"/>
-      </w:pPr>
-      <w:rPr/>
-    </w:lvl>
-  </w:abstractNum>
-  <w:abstractNum w:abstractNumId="24">
-    <w:lvl w:ilvl="0">
-      <w:start w:val="1"/>
-      <w:numFmt w:val="decimal"/>
-      <w:lvlText w:val="%1)"/>
-      <w:lvlJc w:val="left"/>
-      <w:pPr>
-        <w:tabs>
-          <w:tab w:val="num" w:pos="0"/>
-        </w:tabs>
-        <w:ind w:left="500" w:hanging="360"/>
-      </w:pPr>
-      <w:rPr/>
-    </w:lvl>
-    <w:lvl w:ilvl="1">
-      <w:start w:val="1"/>
-      <w:numFmt w:val="decimal"/>
-      <w:lvlText w:val="%2."/>
-      <w:lvlJc w:val="left"/>
-      <w:pPr>
-        <w:tabs>
-          <w:tab w:val="num" w:pos="1080"/>
-        </w:tabs>
-        <w:ind w:left="1080" w:hanging="360"/>
-      </w:pPr>
-      <w:rPr/>
-    </w:lvl>
-    <w:lvl w:ilvl="2">
-      <w:start w:val="1"/>
-      <w:numFmt w:val="decimal"/>
-      <w:lvlText w:val="%3."/>
-      <w:lvlJc w:val="left"/>
-      <w:pPr>
-        <w:tabs>
-          <w:tab w:val="num" w:pos="1440"/>
-        </w:tabs>
-        <w:ind w:left="1440" w:hanging="360"/>
-      </w:pPr>
-      <w:rPr/>
-    </w:lvl>
-    <w:lvl w:ilvl="3">
-      <w:start w:val="1"/>
-      <w:numFmt w:val="decimal"/>
-      <w:lvlText w:val="%4."/>
-      <w:lvlJc w:val="left"/>
-      <w:pPr>
-        <w:tabs>
-          <w:tab w:val="num" w:pos="1800"/>
-        </w:tabs>
-        <w:ind w:left="1800" w:hanging="360"/>
-      </w:pPr>
-      <w:rPr/>
-    </w:lvl>
-    <w:lvl w:ilvl="4">
-      <w:start w:val="1"/>
-      <w:numFmt w:val="decimal"/>
-      <w:lvlText w:val="%5."/>
-      <w:lvlJc w:val="left"/>
-      <w:pPr>
-        <w:tabs>
-          <w:tab w:val="num" w:pos="2160"/>
-        </w:tabs>
-        <w:ind w:left="2160" w:hanging="360"/>
-      </w:pPr>
-      <w:rPr/>
-    </w:lvl>
-    <w:lvl w:ilvl="5">
-      <w:start w:val="1"/>
-      <w:numFmt w:val="decimal"/>
-      <w:lvlText w:val="%6."/>
-      <w:lvlJc w:val="left"/>
-      <w:pPr>
-        <w:tabs>
-          <w:tab w:val="num" w:pos="2520"/>
-        </w:tabs>
-        <w:ind w:left="2520" w:hanging="360"/>
-      </w:pPr>
-      <w:rPr/>
-    </w:lvl>
-    <w:lvl w:ilvl="6">
-      <w:start w:val="1"/>
-      <w:numFmt w:val="decimal"/>
-      <w:lvlText w:val="%7."/>
-      <w:lvlJc w:val="left"/>
-      <w:pPr>
-        <w:tabs>
-          <w:tab w:val="num" w:pos="2880"/>
-        </w:tabs>
-        <w:ind w:left="2880" w:hanging="360"/>
-      </w:pPr>
-      <w:rPr/>
-    </w:lvl>
-    <w:lvl w:ilvl="7">
-      <w:start w:val="1"/>
-      <w:numFmt w:val="decimal"/>
-      <w:lvlText w:val="%8."/>
-      <w:lvlJc w:val="left"/>
-      <w:pPr>
-        <w:tabs>
-          <w:tab w:val="num" w:pos="3240"/>
-        </w:tabs>
-        <w:ind w:left="3240" w:hanging="360"/>
-      </w:pPr>
-      <w:rPr/>
-    </w:lvl>
-    <w:lvl w:ilvl="8">
-      <w:start w:val="1"/>
-      <w:numFmt w:val="decimal"/>
-      <w:lvlText w:val="%9."/>
-      <w:lvlJc w:val="left"/>
-      <w:pPr>
-        <w:tabs>
-          <w:tab w:val="num" w:pos="3600"/>
-        </w:tabs>
-        <w:ind w:left="3600" w:hanging="360"/>
-      </w:pPr>
-      <w:rPr/>
-    </w:lvl>
-  </w:abstractNum>
-  <w:abstractNum w:abstractNumId="25">
-    <w:lvl w:ilvl="0">
-      <w:start w:val="1"/>
-      <w:numFmt w:val="decimal"/>
-      <w:lvlText w:val="%1)"/>
-      <w:lvlJc w:val="left"/>
-      <w:pPr>
-        <w:tabs>
-          <w:tab w:val="num" w:pos="0"/>
-        </w:tabs>
-        <w:ind w:left="500" w:hanging="360"/>
-      </w:pPr>
-      <w:rPr/>
-    </w:lvl>
-    <w:lvl w:ilvl="1">
-      <w:start w:val="1"/>
-      <w:numFmt w:val="decimal"/>
-      <w:lvlText w:val="%2."/>
-      <w:lvlJc w:val="left"/>
-      <w:pPr>
-        <w:tabs>
-          <w:tab w:val="num" w:pos="1080"/>
-        </w:tabs>
-        <w:ind w:left="1080" w:hanging="360"/>
-      </w:pPr>
-      <w:rPr/>
-    </w:lvl>
-    <w:lvl w:ilvl="2">
-      <w:start w:val="1"/>
-      <w:numFmt w:val="decimal"/>
-      <w:lvlText w:val="%3."/>
-      <w:lvlJc w:val="left"/>
-      <w:pPr>
-        <w:tabs>
-          <w:tab w:val="num" w:pos="1440"/>
-        </w:tabs>
-        <w:ind w:left="1440" w:hanging="360"/>
-      </w:pPr>
-      <w:rPr/>
-    </w:lvl>
-    <w:lvl w:ilvl="3">
-      <w:start w:val="1"/>
-      <w:numFmt w:val="decimal"/>
-      <w:lvlText w:val="%4."/>
-      <w:lvlJc w:val="left"/>
-      <w:pPr>
-        <w:tabs>
-          <w:tab w:val="num" w:pos="1800"/>
-        </w:tabs>
-        <w:ind w:left="1800" w:hanging="360"/>
-      </w:pPr>
-      <w:rPr/>
-    </w:lvl>
-    <w:lvl w:ilvl="4">
-      <w:start w:val="1"/>
-      <w:numFmt w:val="decimal"/>
-      <w:lvlText w:val="%5."/>
-      <w:lvlJc w:val="left"/>
-      <w:pPr>
-        <w:tabs>
-          <w:tab w:val="num" w:pos="2160"/>
-        </w:tabs>
-        <w:ind w:left="2160" w:hanging="360"/>
-      </w:pPr>
-      <w:rPr/>
-    </w:lvl>
-    <w:lvl w:ilvl="5">
-      <w:start w:val="1"/>
-      <w:numFmt w:val="decimal"/>
-      <w:lvlText w:val="%6."/>
-      <w:lvlJc w:val="left"/>
-      <w:pPr>
-        <w:tabs>
-          <w:tab w:val="num" w:pos="2520"/>
-        </w:tabs>
-        <w:ind w:left="2520" w:hanging="360"/>
-      </w:pPr>
-      <w:rPr/>
-    </w:lvl>
-    <w:lvl w:ilvl="6">
-      <w:start w:val="1"/>
-      <w:numFmt w:val="decimal"/>
-      <w:lvlText w:val="%7."/>
-      <w:lvlJc w:val="left"/>
-      <w:pPr>
-        <w:tabs>
-          <w:tab w:val="num" w:pos="2880"/>
-        </w:tabs>
-        <w:ind w:left="2880" w:hanging="360"/>
-      </w:pPr>
-      <w:rPr/>
-    </w:lvl>
-    <w:lvl w:ilvl="7">
-      <w:start w:val="1"/>
-      <w:numFmt w:val="decimal"/>
-      <w:lvlText w:val="%8."/>
-      <w:lvlJc w:val="left"/>
-      <w:pPr>
-        <w:tabs>
-          <w:tab w:val="num" w:pos="3240"/>
-        </w:tabs>
-        <w:ind w:left="3240" w:hanging="360"/>
-      </w:pPr>
-      <w:rPr/>
-    </w:lvl>
-    <w:lvl w:ilvl="8">
-      <w:start w:val="1"/>
-      <w:numFmt w:val="decimal"/>
-      <w:lvlText w:val="%9."/>
-      <w:lvlJc w:val="left"/>
-      <w:pPr>
-        <w:tabs>
-          <w:tab w:val="num" w:pos="3600"/>
-        </w:tabs>
-        <w:ind w:left="3600" w:hanging="360"/>
-      </w:pPr>
-      <w:rPr/>
-    </w:lvl>
-  </w:abstractNum>
-  <w:abstractNum w:abstractNumId="26">
-    <w:lvl w:ilvl="0">
-      <w:start w:val="1"/>
-      <w:numFmt w:val="decimal"/>
-      <w:lvlText w:val="%1)"/>
-      <w:lvlJc w:val="left"/>
-      <w:pPr>
-        <w:tabs>
-          <w:tab w:val="num" w:pos="0"/>
-        </w:tabs>
-        <w:ind w:left="500" w:hanging="360"/>
-      </w:pPr>
-      <w:rPr/>
-    </w:lvl>
-    <w:lvl w:ilvl="1">
-      <w:start w:val="1"/>
-      <w:numFmt w:val="decimal"/>
-      <w:lvlText w:val="%2."/>
-      <w:lvlJc w:val="left"/>
-      <w:pPr>
-        <w:tabs>
-          <w:tab w:val="num" w:pos="1080"/>
-        </w:tabs>
-        <w:ind w:left="1080" w:hanging="360"/>
-      </w:pPr>
-      <w:rPr/>
-    </w:lvl>
-    <w:lvl w:ilvl="2">
-      <w:start w:val="1"/>
-      <w:numFmt w:val="decimal"/>
-      <w:lvlText w:val="%3."/>
-      <w:lvlJc w:val="left"/>
-      <w:pPr>
-        <w:tabs>
-          <w:tab w:val="num" w:pos="1440"/>
-        </w:tabs>
-        <w:ind w:left="1440" w:hanging="360"/>
-      </w:pPr>
-      <w:rPr/>
-    </w:lvl>
-    <w:lvl w:ilvl="3">
-      <w:start w:val="1"/>
-      <w:numFmt w:val="decimal"/>
-      <w:lvlText w:val="%4."/>
-      <w:lvlJc w:val="left"/>
-      <w:pPr>
-        <w:tabs>
-          <w:tab w:val="num" w:pos="1800"/>
-        </w:tabs>
-        <w:ind w:left="1800" w:hanging="360"/>
-      </w:pPr>
-      <w:rPr/>
-    </w:lvl>
-    <w:lvl w:ilvl="4">
-      <w:start w:val="1"/>
-      <w:numFmt w:val="decimal"/>
-      <w:lvlText w:val="%5."/>
-      <w:lvlJc w:val="left"/>
-      <w:pPr>
-        <w:tabs>
-          <w:tab w:val="num" w:pos="2160"/>
-        </w:tabs>
-        <w:ind w:left="2160" w:hanging="360"/>
-      </w:pPr>
-      <w:rPr/>
-    </w:lvl>
-    <w:lvl w:ilvl="5">
-      <w:start w:val="1"/>
-      <w:numFmt w:val="decimal"/>
-      <w:lvlText w:val="%6."/>
-      <w:lvlJc w:val="left"/>
-      <w:pPr>
-        <w:tabs>
-          <w:tab w:val="num" w:pos="2520"/>
-        </w:tabs>
-        <w:ind w:left="2520" w:hanging="360"/>
-      </w:pPr>
-      <w:rPr/>
-    </w:lvl>
-    <w:lvl w:ilvl="6">
-      <w:start w:val="1"/>
-      <w:numFmt w:val="decimal"/>
-      <w:lvlText w:val="%7."/>
-      <w:lvlJc w:val="left"/>
-      <w:pPr>
-        <w:tabs>
-          <w:tab w:val="num" w:pos="2880"/>
-        </w:tabs>
-        <w:ind w:left="2880" w:hanging="360"/>
-      </w:pPr>
-      <w:rPr/>
-    </w:lvl>
-    <w:lvl w:ilvl="7">
-      <w:start w:val="1"/>
-      <w:numFmt w:val="decimal"/>
-      <w:lvlText w:val="%8."/>
-      <w:lvlJc w:val="left"/>
-      <w:pPr>
-        <w:tabs>
-          <w:tab w:val="num" w:pos="3240"/>
-        </w:tabs>
-        <w:ind w:left="3240" w:hanging="360"/>
-      </w:pPr>
-      <w:rPr/>
-    </w:lvl>
-    <w:lvl w:ilvl="8">
-      <w:start w:val="1"/>
-      <w:numFmt w:val="decimal"/>
-      <w:lvlText w:val="%9."/>
-      <w:lvlJc w:val="left"/>
-      <w:pPr>
-        <w:tabs>
-          <w:tab w:val="num" w:pos="3600"/>
-        </w:tabs>
-        <w:ind w:left="3600" w:hanging="360"/>
-      </w:pPr>
-      <w:rPr/>
-    </w:lvl>
-  </w:abstractNum>
-  <w:abstractNum w:abstractNumId="27">
-    <w:lvl w:ilvl="0">
-      <w:start w:val="1"/>
-      <w:numFmt w:val="decimal"/>
-      <w:lvlText w:val="%1)"/>
-      <w:lvlJc w:val="left"/>
-      <w:pPr>
-        <w:tabs>
-          <w:tab w:val="num" w:pos="0"/>
-        </w:tabs>
-        <w:ind w:left="500" w:hanging="360"/>
-      </w:pPr>
-      <w:rPr/>
-    </w:lvl>
-    <w:lvl w:ilvl="1">
-      <w:start w:val="1"/>
-      <w:numFmt w:val="decimal"/>
-      <w:lvlText w:val="%2."/>
-      <w:lvlJc w:val="left"/>
-      <w:pPr>
-        <w:tabs>
-          <w:tab w:val="num" w:pos="1080"/>
-        </w:tabs>
-        <w:ind w:left="1080" w:hanging="360"/>
-      </w:pPr>
-      <w:rPr/>
-    </w:lvl>
-    <w:lvl w:ilvl="2">
-      <w:start w:val="1"/>
-      <w:numFmt w:val="decimal"/>
-      <w:lvlText w:val="%3."/>
-      <w:lvlJc w:val="left"/>
-      <w:pPr>
-        <w:tabs>
-          <w:tab w:val="num" w:pos="1440"/>
-        </w:tabs>
-        <w:ind w:left="1440" w:hanging="360"/>
-      </w:pPr>
-      <w:rPr/>
-    </w:lvl>
-    <w:lvl w:ilvl="3">
-      <w:start w:val="1"/>
-      <w:numFmt w:val="decimal"/>
-      <w:lvlText w:val="%4."/>
-      <w:lvlJc w:val="left"/>
-      <w:pPr>
-        <w:tabs>
-          <w:tab w:val="num" w:pos="1800"/>
-        </w:tabs>
-        <w:ind w:left="1800" w:hanging="360"/>
-      </w:pPr>
-      <w:rPr/>
-    </w:lvl>
-    <w:lvl w:ilvl="4">
-      <w:start w:val="1"/>
-      <w:numFmt w:val="decimal"/>
-      <w:lvlText w:val="%5."/>
-      <w:lvlJc w:val="left"/>
-      <w:pPr>
-        <w:tabs>
-          <w:tab w:val="num" w:pos="2160"/>
-        </w:tabs>
-        <w:ind w:left="2160" w:hanging="360"/>
-      </w:pPr>
-      <w:rPr/>
-    </w:lvl>
-    <w:lvl w:ilvl="5">
-      <w:start w:val="1"/>
-      <w:numFmt w:val="decimal"/>
-      <w:lvlText w:val="%6."/>
-      <w:lvlJc w:val="left"/>
-      <w:pPr>
-        <w:tabs>
-          <w:tab w:val="num" w:pos="2520"/>
-        </w:tabs>
-        <w:ind w:left="2520" w:hanging="360"/>
-      </w:pPr>
-      <w:rPr/>
-    </w:lvl>
-    <w:lvl w:ilvl="6">
-      <w:start w:val="1"/>
-      <w:numFmt w:val="decimal"/>
-      <w:lvlText w:val="%7."/>
-      <w:lvlJc w:val="left"/>
-      <w:pPr>
-        <w:tabs>
-          <w:tab w:val="num" w:pos="2880"/>
-        </w:tabs>
-        <w:ind w:left="2880" w:hanging="360"/>
-      </w:pPr>
-      <w:rPr/>
-    </w:lvl>
-    <w:lvl w:ilvl="7">
-      <w:start w:val="1"/>
-      <w:numFmt w:val="decimal"/>
-      <w:lvlText w:val="%8."/>
-      <w:lvlJc w:val="left"/>
-      <w:pPr>
-        <w:tabs>
-          <w:tab w:val="num" w:pos="3240"/>
-        </w:tabs>
-        <w:ind w:left="3240" w:hanging="360"/>
-      </w:pPr>
-      <w:rPr/>
-    </w:lvl>
-    <w:lvl w:ilvl="8">
-      <w:start w:val="1"/>
-      <w:numFmt w:val="decimal"/>
-      <w:lvlText w:val="%9."/>
-      <w:lvlJc w:val="left"/>
-      <w:pPr>
-        <w:tabs>
-          <w:tab w:val="num" w:pos="3600"/>
-        </w:tabs>
-        <w:ind w:left="3600" w:hanging="360"/>
-      </w:pPr>
-      <w:rPr/>
-    </w:lvl>
-  </w:abstractNum>
-  <w:abstractNum w:abstractNumId="28">
-    <w:lvl w:ilvl="0">
-      <w:start w:val="1"/>
-      <w:numFmt w:val="decimal"/>
-      <w:lvlText w:val="%1)"/>
-      <w:lvlJc w:val="left"/>
-      <w:pPr>
-        <w:tabs>
-          <w:tab w:val="num" w:pos="0"/>
-        </w:tabs>
-        <w:ind w:left="500" w:hanging="360"/>
-      </w:pPr>
-      <w:rPr/>
-    </w:lvl>
-    <w:lvl w:ilvl="1">
-      <w:start w:val="1"/>
-      <w:numFmt w:val="decimal"/>
-      <w:lvlText w:val="%2."/>
-      <w:lvlJc w:val="left"/>
-      <w:pPr>
-        <w:tabs>
-          <w:tab w:val="num" w:pos="1080"/>
-        </w:tabs>
-        <w:ind w:left="1080" w:hanging="360"/>
-      </w:pPr>
-      <w:rPr/>
-    </w:lvl>
-    <w:lvl w:ilvl="2">
-      <w:start w:val="1"/>
-      <w:numFmt w:val="decimal"/>
-      <w:lvlText w:val="%3."/>
-      <w:lvlJc w:val="left"/>
-      <w:pPr>
-        <w:tabs>
-          <w:tab w:val="num" w:pos="1440"/>
-        </w:tabs>
-        <w:ind w:left="1440" w:hanging="360"/>
-      </w:pPr>
-      <w:rPr/>
-    </w:lvl>
-    <w:lvl w:ilvl="3">
-      <w:start w:val="1"/>
-      <w:numFmt w:val="decimal"/>
-      <w:lvlText w:val="%4."/>
-      <w:lvlJc w:val="left"/>
-      <w:pPr>
-        <w:tabs>
-          <w:tab w:val="num" w:pos="1800"/>
-        </w:tabs>
-        <w:ind w:left="1800" w:hanging="360"/>
-      </w:pPr>
-      <w:rPr/>
-    </w:lvl>
-    <w:lvl w:ilvl="4">
-      <w:start w:val="1"/>
-      <w:numFmt w:val="decimal"/>
-      <w:lvlText w:val="%5."/>
-      <w:lvlJc w:val="left"/>
-      <w:pPr>
-        <w:tabs>
-          <w:tab w:val="num" w:pos="2160"/>
-        </w:tabs>
-        <w:ind w:left="2160" w:hanging="360"/>
-      </w:pPr>
-      <w:rPr/>
-    </w:lvl>
-    <w:lvl w:ilvl="5">
-      <w:start w:val="1"/>
-      <w:numFmt w:val="decimal"/>
-      <w:lvlText w:val="%6."/>
-      <w:lvlJc w:val="left"/>
-      <w:pPr>
-        <w:tabs>
-          <w:tab w:val="num" w:pos="2520"/>
-        </w:tabs>
-        <w:ind w:left="2520" w:hanging="360"/>
-      </w:pPr>
-      <w:rPr/>
-    </w:lvl>
-    <w:lvl w:ilvl="6">
-      <w:start w:val="1"/>
-      <w:numFmt w:val="decimal"/>
-      <w:lvlText w:val="%7."/>
-      <w:lvlJc w:val="left"/>
-      <w:pPr>
-        <w:tabs>
-          <w:tab w:val="num" w:pos="2880"/>
-        </w:tabs>
-        <w:ind w:left="2880" w:hanging="360"/>
-      </w:pPr>
-      <w:rPr/>
-    </w:lvl>
-    <w:lvl w:ilvl="7">
-      <w:start w:val="1"/>
-      <w:numFmt w:val="decimal"/>
-      <w:lvlText w:val="%8."/>
-      <w:lvlJc w:val="left"/>
-      <w:pPr>
-        <w:tabs>
-          <w:tab w:val="num" w:pos="3240"/>
-        </w:tabs>
-        <w:ind w:left="3240" w:hanging="360"/>
-      </w:pPr>
-      <w:rPr/>
-    </w:lvl>
-    <w:lvl w:ilvl="8">
-      <w:start w:val="1"/>
-      <w:numFmt w:val="decimal"/>
-      <w:lvlText w:val="%9."/>
-      <w:lvlJc w:val="left"/>
-      <w:pPr>
-        <w:tabs>
-          <w:tab w:val="num" w:pos="3600"/>
-        </w:tabs>
-        <w:ind w:left="3600" w:hanging="360"/>
-      </w:pPr>
-      <w:rPr/>
-    </w:lvl>
-  </w:abstractNum>
-  <w:abstractNum w:abstractNumId="29">
-    <w:lvl w:ilvl="0">
-      <w:start w:val="1"/>
       <w:numFmt w:val="none"/>
       <w:suff w:val="nothing"/>
       <w:lvlText w:val=""/>
@@ -6579,151 +4306,37 @@
     <w:abstractNumId w:val="10"/>
   </w:num>
   <w:num w:numId="11">
-    <w:abstractNumId w:val="11"/>
-  </w:num>
-  <w:num w:numId="12">
-    <w:abstractNumId w:val="12"/>
-  </w:num>
-  <w:num w:numId="13">
-    <w:abstractNumId w:val="13"/>
-  </w:num>
-  <w:num w:numId="14">
-    <w:abstractNumId w:val="14"/>
-  </w:num>
-  <w:num w:numId="15">
-    <w:abstractNumId w:val="15"/>
-  </w:num>
-  <w:num w:numId="16">
-    <w:abstractNumId w:val="16"/>
-  </w:num>
-  <w:num w:numId="17">
-    <w:abstractNumId w:val="17"/>
-  </w:num>
-  <w:num w:numId="18">
-    <w:abstractNumId w:val="18"/>
-  </w:num>
-  <w:num w:numId="19">
-    <w:abstractNumId w:val="19"/>
-  </w:num>
-  <w:num w:numId="20">
-    <w:abstractNumId w:val="20"/>
-  </w:num>
-  <w:num w:numId="21">
-    <w:abstractNumId w:val="21"/>
-  </w:num>
-  <w:num w:numId="22">
-    <w:abstractNumId w:val="22"/>
-  </w:num>
-  <w:num w:numId="23">
-    <w:abstractNumId w:val="23"/>
-  </w:num>
-  <w:num w:numId="24">
-    <w:abstractNumId w:val="24"/>
-  </w:num>
-  <w:num w:numId="25">
-    <w:abstractNumId w:val="25"/>
-  </w:num>
-  <w:num w:numId="26">
-    <w:abstractNumId w:val="26"/>
-  </w:num>
-  <w:num w:numId="27">
-    <w:abstractNumId w:val="27"/>
-  </w:num>
-  <w:num w:numId="28">
-    <w:abstractNumId w:val="28"/>
-  </w:num>
-  <w:num w:numId="29">
-    <w:abstractNumId w:val="29"/>
-  </w:num>
-  <w:num w:numId="30">
     <w:abstractNumId w:val="1"/>
     <w:lvlOverride w:ilvl="0">
       <w:startOverride w:val="1"/>
     </w:lvlOverride>
   </w:num>
-  <w:num w:numId="31">
+  <w:num w:numId="12">
     <w:abstractNumId w:val="1"/>
   </w:num>
-  <w:num w:numId="32">
+  <w:num w:numId="13">
     <w:abstractNumId w:val="1"/>
   </w:num>
-  <w:num w:numId="33">
+  <w:num w:numId="14">
     <w:abstractNumId w:val="1"/>
   </w:num>
-  <w:num w:numId="34">
+  <w:num w:numId="15">
     <w:abstractNumId w:val="1"/>
   </w:num>
-  <w:num w:numId="35">
+  <w:num w:numId="16">
     <w:abstractNumId w:val="1"/>
   </w:num>
-  <w:num w:numId="36">
+  <w:num w:numId="17">
     <w:abstractNumId w:val="1"/>
   </w:num>
-  <w:num w:numId="37">
+  <w:num w:numId="18">
     <w:abstractNumId w:val="1"/>
   </w:num>
-  <w:num w:numId="38">
+  <w:num w:numId="19">
     <w:abstractNumId w:val="9"/>
     <w:lvlOverride w:ilvl="0">
       <w:startOverride w:val="1"/>
     </w:lvlOverride>
-  </w:num>
-  <w:num w:numId="39">
-    <w:abstractNumId w:val="9"/>
-  </w:num>
-  <w:num w:numId="40">
-    <w:abstractNumId w:val="9"/>
-  </w:num>
-  <w:num w:numId="41">
-    <w:abstractNumId w:val="9"/>
-  </w:num>
-  <w:num w:numId="42">
-    <w:abstractNumId w:val="9"/>
-  </w:num>
-  <w:num w:numId="43">
-    <w:abstractNumId w:val="9"/>
-  </w:num>
-  <w:num w:numId="44">
-    <w:abstractNumId w:val="9"/>
-  </w:num>
-  <w:num w:numId="45">
-    <w:abstractNumId w:val="9"/>
-  </w:num>
-  <w:num w:numId="46">
-    <w:abstractNumId w:val="9"/>
-  </w:num>
-  <w:num w:numId="47">
-    <w:abstractNumId w:val="9"/>
-  </w:num>
-  <w:num w:numId="48">
-    <w:abstractNumId w:val="9"/>
-  </w:num>
-  <w:num w:numId="49">
-    <w:abstractNumId w:val="9"/>
-  </w:num>
-  <w:num w:numId="50">
-    <w:abstractNumId w:val="9"/>
-  </w:num>
-  <w:num w:numId="51">
-    <w:abstractNumId w:val="9"/>
-  </w:num>
-  <w:num w:numId="52">
-    <w:abstractNumId w:val="9"/>
-  </w:num>
-  <w:num w:numId="53">
-    <w:abstractNumId w:val="9"/>
-  </w:num>
-  <w:num w:numId="54">
-    <w:abstractNumId w:val="9"/>
-  </w:num>
-  <w:num w:numId="55">
-    <w:abstractNumId w:val="9"/>
-  </w:num>
-  <w:num w:numId="56">
-    <w:abstractNumId w:val="9"/>
-  </w:num>
-  <w:num w:numId="57">
-    <w:abstractNumId w:val="9"/>
   </w:num>
 </w:numbering>
 </file>

--- a/2_semester/nir/Деменков_И_М_индивидуальное_задание_НИР.docx
+++ b/2_semester/nir/Деменков_И_М_индивидуальное_задание_НИР.docx
@@ -574,26 +574,6 @@
           <w:szCs w:val="28"/>
         </w:rPr>
         <w:t>5. Задачи научно-исследовательской работы во 2 семестре:</w:t>
-      </w:r>
-    </w:p>
-    <w:p>
-      <w:pPr>
-        <w:pStyle w:val="ListParagraph"/>
-        <w:numPr>
-          <w:ilvl w:val="0"/>
-          <w:numId w:val="11"/>
-        </w:numPr>
-        <w:spacing w:lineRule="auto" w:line="360" w:before="0" w:after="100"/>
-        <w:jc w:val="both"/>
-        <w:rPr/>
-      </w:pPr>
-      <w:r>
-        <w:rPr>
-          <w:rFonts w:eastAsia="Times New Roman" w:cs="Times New Roman"/>
-          <w:sz w:val="28"/>
-          <w:szCs w:val="28"/>
-        </w:rPr>
-        <w:t>ознакомиться с современным состоянием научных исследований в области хранения и обработки данных при интеграции разнородных источников с аналитическими хранилищами; провести поиск и анализ научных публикаций в наукометрических базах данных Scopus, Web of Science, РИНЦ, IEEE Xplore, ACM Digital Library и arXiv с учётом требования к минимальному количеству источников (не менее 20);</w:t>
       </w:r>
     </w:p>
     <w:p>
@@ -613,7 +593,7 @@
           <w:sz w:val="28"/>
           <w:szCs w:val="28"/>
         </w:rPr>
-        <w:t>выполнить систематический обзор и сравнительный анализ методов интеграции данных (ETL/ELT), моделей хранения (строковое и колоночное хранение, партиционирование, кластеризация), стратегий инкрементальной загрузки (Change Data Capture, операции MERGE/UPSERT) и форматов хранения (Parquet, ORC, Avro); выявить достоинства и недостатки известных подходов применительно к синхронизации разнородных источников;</w:t>
+        <w:t>ознакомиться с современным состоянием научных исследований в области хранения и обработки данных при интеграции разнородных источников с аналитическими хранилищами; провести поиск и анализ научных публикаций в наукометрических базах данных Scopus, Web of Science, РИНЦ, IEEE Xplore, ACM Digital Library и arXiv с учётом требования к минимальному количеству источников (не менее 20);</w:t>
       </w:r>
     </w:p>
     <w:p>
@@ -633,7 +613,7 @@
           <w:sz w:val="28"/>
           <w:szCs w:val="28"/>
         </w:rPr>
-        <w:t>сформулировать обоснованную постановку научной задачи исследования с указанием выявленных ограничений в существующих подходах к оптимизации хранения и обработки данных и обозначением направлений их преодоления;</w:t>
+        <w:t>выполнить систематический обзор и сравнительный анализ методов интеграции данных (ETL/ELT), моделей хранения (строковое и колоночное хранение, партиционирование, кластеризация), стратегий инкрементальной загрузки (Change Data Capture, операции MERGE/UPSERT) и форматов хранения (Parquet, ORC, Avro); выявить достоинства и недостатки известных подходов применительно к синхронизации разнородных источников;</w:t>
       </w:r>
     </w:p>
     <w:p>
@@ -653,7 +633,7 @@
           <w:sz w:val="28"/>
           <w:szCs w:val="28"/>
         </w:rPr>
-        <w:t>сформулировать функциональные и нефункциональные требования к разрабатываемым методам и моделям оптимизации (производительность, стоимость выполнения запросов, согласованность, масштабируемость, воспроизводимость) на основе результатов аналитического обзора и применимых стандартов;</w:t>
+        <w:t>сформулировать обоснованную постановку научной задачи исследования с указанием выявленных ограничений в существующих подходах к оптимизации хранения и обработки данных и обозначением направлений их преодоления;</w:t>
       </w:r>
     </w:p>
     <w:p>
@@ -673,7 +653,7 @@
           <w:sz w:val="28"/>
           <w:szCs w:val="28"/>
         </w:rPr>
-        <w:t>обосновать выбор теоретического подхода к оптимизации (сопоставление моделей данных и схем хранения, стратегий инкрементальной загрузки, методов оптимизации запросов; применимость колоночного хранения, партиционирования, кластеризации и материализованных представлений);</w:t>
+        <w:t>сформулировать функциональные и нефункциональные требования к разрабатываемым методам и моделям оптимизации (производительность, стоимость выполнения запросов, согласованность, масштабируемость, воспроизводимость) на основе результатов аналитического обзора и применимых стандартов;</w:t>
       </w:r>
     </w:p>
     <w:p>
@@ -693,7 +673,7 @@
           <w:sz w:val="28"/>
           <w:szCs w:val="28"/>
         </w:rPr>
-        <w:t>разработать концептуальную и логическую модели процесса оптимизированной синхронизации и обработки данных, выполнить их формализацию средствами UML и инфологического (ER) моделирования с учётом особенностей источников MySQL и MongoDB и аналитического хранилища Google BigQuery;</w:t>
+        <w:t>обосновать выбор теоретического подхода к оптимизации (сопоставление моделей данных и схем хранения, стратегий инкрементальной загрузки, методов оптимизации запросов; применимость колоночного хранения, партиционирования, кластеризации и материализованных представлений);</w:t>
       </w:r>
     </w:p>
     <w:p>
@@ -713,7 +693,7 @@
           <w:sz w:val="28"/>
           <w:szCs w:val="28"/>
         </w:rPr>
-        <w:t>проанализировать свойства, ограничения и области применимости разработанных методов и моделей в контексте процессов синхронизации разнородных источников с аналитическим хранилищем, обосновать их преимущества по сравнению с известными аналогами и подготовить основу для экспериментальной апробации в 3 семестре;</w:t>
+        <w:t>разработать концептуальную и логическую модели процесса оптимизированной синхронизации и обработки данных, выполнить их формализацию средствами UML и инфологического (ER) моделирования с учётом особенностей источников MySQL и MongoDB и аналитического хранилища Google BigQuery;</w:t>
       </w:r>
     </w:p>
     <w:p>
@@ -733,6 +713,26 @@
           <w:sz w:val="28"/>
           <w:szCs w:val="28"/>
         </w:rPr>
+        <w:t>проанализировать свойства, ограничения и области применимости разработанных методов и моделей в контексте процессов синхронизации разнородных источников с аналитическим хранилищем, обосновать их преимущества по сравнению с известными аналогами и подготовить основу для экспериментальной апробации в 3 семестре;</w:t>
+      </w:r>
+    </w:p>
+    <w:p>
+      <w:pPr>
+        <w:pStyle w:val="ListParagraph"/>
+        <w:numPr>
+          <w:ilvl w:val="0"/>
+          <w:numId w:val="19"/>
+        </w:numPr>
+        <w:spacing w:lineRule="auto" w:line="360" w:before="0" w:after="100"/>
+        <w:jc w:val="both"/>
+        <w:rPr/>
+      </w:pPr>
+      <w:r>
+        <w:rPr>
+          <w:rFonts w:eastAsia="Times New Roman" w:cs="Times New Roman"/>
+          <w:sz w:val="28"/>
+          <w:szCs w:val="28"/>
+        </w:rPr>
         <w:t>оформить материалы по результатам 2 семестра в виде промежуточного отчёта объёмом 15–20 страниц и подготовиться к промежуточной аттестации в форме зачёта с оценкой.</w:t>
       </w:r>
     </w:p>
@@ -1257,15 +1257,7 @@
           <w:sz w:val="28"/>
           <w:szCs w:val="28"/>
         </w:rPr>
-        <w:t>з</w:t>
-      </w:r>
-      <w:r>
-        <w:rPr>
-          <w:rFonts w:eastAsia="Times New Roman" w:cs="Times New Roman"/>
-          <w:sz w:val="28"/>
-          <w:szCs w:val="28"/>
-        </w:rPr>
-        <w:t>ачёт (промежуточный) – с оценкой. Итоговая оценка (зачёт с оценкой) по производственной практике выставляется по итогам 3 семестра.</w:t>
+        <w:t>зачёт (промежуточный) – с оценкой. Итоговая оценка (зачёт с оценкой) по производственной практике выставляется по итогам 3 семестра.</w:t>
       </w:r>
     </w:p>
     <w:p>
@@ -1303,8 +1295,8 @@
         <w:gridCol w:w="555"/>
         <w:gridCol w:w="1970"/>
         <w:gridCol w:w="3384"/>
-        <w:gridCol w:w="701"/>
-        <w:gridCol w:w="1302"/>
+        <w:gridCol w:w="841"/>
+        <w:gridCol w:w="1162"/>
         <w:gridCol w:w="1447"/>
       </w:tblGrid>
       <w:tr>
@@ -1406,7 +1398,7 @@
         </w:tc>
         <w:tc>
           <w:tcPr>
-            <w:tcW w:w="701" w:type="dxa"/>
+            <w:tcW w:w="841" w:type="dxa"/>
             <w:tcBorders>
               <w:top w:val="single" w:sz="4" w:space="0" w:color="808080"/>
               <w:left w:val="single" w:sz="4" w:space="0" w:color="808080"/>
@@ -1437,7 +1429,7 @@
         </w:tc>
         <w:tc>
           <w:tcPr>
-            <w:tcW w:w="1302" w:type="dxa"/>
+            <w:tcW w:w="1162" w:type="dxa"/>
             <w:tcBorders>
               <w:top w:val="single" w:sz="4" w:space="0" w:color="808080"/>
               <w:left w:val="single" w:sz="4" w:space="0" w:color="808080"/>
@@ -1592,7 +1584,7 @@
         </w:tc>
         <w:tc>
           <w:tcPr>
-            <w:tcW w:w="701" w:type="dxa"/>
+            <w:tcW w:w="841" w:type="dxa"/>
             <w:tcBorders>
               <w:top w:val="single" w:sz="4" w:space="0" w:color="808080"/>
               <w:left w:val="single" w:sz="4" w:space="0" w:color="808080"/>
@@ -1622,7 +1614,7 @@
         </w:tc>
         <w:tc>
           <w:tcPr>
-            <w:tcW w:w="1302" w:type="dxa"/>
+            <w:tcW w:w="1162" w:type="dxa"/>
             <w:tcBorders>
               <w:top w:val="single" w:sz="4" w:space="0" w:color="808080"/>
               <w:left w:val="single" w:sz="4" w:space="0" w:color="808080"/>
@@ -1775,7 +1767,7 @@
         </w:tc>
         <w:tc>
           <w:tcPr>
-            <w:tcW w:w="701" w:type="dxa"/>
+            <w:tcW w:w="841" w:type="dxa"/>
             <w:tcBorders>
               <w:top w:val="single" w:sz="4" w:space="0" w:color="808080"/>
               <w:left w:val="single" w:sz="4" w:space="0" w:color="808080"/>
@@ -1805,7 +1797,7 @@
         </w:tc>
         <w:tc>
           <w:tcPr>
-            <w:tcW w:w="1302" w:type="dxa"/>
+            <w:tcW w:w="1162" w:type="dxa"/>
             <w:tcBorders>
               <w:top w:val="single" w:sz="4" w:space="0" w:color="808080"/>
               <w:left w:val="single" w:sz="4" w:space="0" w:color="808080"/>
@@ -1958,7 +1950,7 @@
         </w:tc>
         <w:tc>
           <w:tcPr>
-            <w:tcW w:w="701" w:type="dxa"/>
+            <w:tcW w:w="841" w:type="dxa"/>
             <w:tcBorders>
               <w:top w:val="single" w:sz="4" w:space="0" w:color="808080"/>
               <w:left w:val="single" w:sz="4" w:space="0" w:color="808080"/>
@@ -1988,7 +1980,7 @@
         </w:tc>
         <w:tc>
           <w:tcPr>
-            <w:tcW w:w="1302" w:type="dxa"/>
+            <w:tcW w:w="1162" w:type="dxa"/>
             <w:tcBorders>
               <w:top w:val="single" w:sz="4" w:space="0" w:color="808080"/>
               <w:left w:val="single" w:sz="4" w:space="0" w:color="808080"/>
@@ -2141,7 +2133,7 @@
         </w:tc>
         <w:tc>
           <w:tcPr>
-            <w:tcW w:w="701" w:type="dxa"/>
+            <w:tcW w:w="841" w:type="dxa"/>
             <w:tcBorders>
               <w:top w:val="single" w:sz="4" w:space="0" w:color="808080"/>
               <w:left w:val="single" w:sz="4" w:space="0" w:color="808080"/>
@@ -2171,7 +2163,7 @@
         </w:tc>
         <w:tc>
           <w:tcPr>
-            <w:tcW w:w="1302" w:type="dxa"/>
+            <w:tcW w:w="1162" w:type="dxa"/>
             <w:tcBorders>
               <w:top w:val="single" w:sz="4" w:space="0" w:color="808080"/>
               <w:left w:val="single" w:sz="4" w:space="0" w:color="808080"/>
@@ -2319,7 +2311,7 @@
         </w:tc>
         <w:tc>
           <w:tcPr>
-            <w:tcW w:w="701" w:type="dxa"/>
+            <w:tcW w:w="841" w:type="dxa"/>
             <w:tcBorders>
               <w:top w:val="single" w:sz="4" w:space="0" w:color="808080"/>
               <w:left w:val="single" w:sz="4" w:space="0" w:color="808080"/>
@@ -2350,7 +2342,7 @@
         </w:tc>
         <w:tc>
           <w:tcPr>
-            <w:tcW w:w="1302" w:type="dxa"/>
+            <w:tcW w:w="1162" w:type="dxa"/>
             <w:tcBorders>
               <w:top w:val="single" w:sz="4" w:space="0" w:color="808080"/>
               <w:left w:val="single" w:sz="4" w:space="0" w:color="808080"/>
@@ -2415,31 +2407,6 @@
     <w:p>
       <w:pPr>
         <w:pStyle w:val="Normal"/>
-        <w:spacing w:lineRule="auto" w:line="360" w:before="0" w:after="120"/>
-        <w:rPr>
-          <w:rFonts w:ascii="Times New Roman" w:hAnsi="Times New Roman" w:eastAsia="Times New Roman" w:cs="Times New Roman"/>
-          <w:b/>
-          <w:bCs/>
-          <w:sz w:val="28"/>
-          <w:szCs w:val="28"/>
-        </w:rPr>
-      </w:pPr>
-      <w:r>
-        <w:rPr>
-          <w:rFonts w:eastAsia="Times New Roman" w:cs="Times New Roman"/>
-          <w:b/>
-          <w:bCs/>
-          <w:sz w:val="28"/>
-          <w:szCs w:val="28"/>
-        </w:rPr>
-      </w:r>
-      <w:r>
-        <w:br w:type="page"/>
-      </w:r>
-    </w:p>
-    <w:p>
-      <w:pPr>
-        <w:pStyle w:val="Normal"/>
         <w:spacing w:lineRule="auto" w:line="360" w:before="0" w:after="100"/>
         <w:jc w:val="both"/>
         <w:rPr/>
@@ -2460,7 +2427,7 @@
         <w:pStyle w:val="ListParagraph"/>
         <w:numPr>
           <w:ilvl w:val="0"/>
-          <w:numId w:val="19"/>
+          <w:numId w:val="20"/>
         </w:numPr>
         <w:spacing w:lineRule="auto" w:line="360" w:before="0" w:after="100"/>
         <w:jc w:val="both"/>
@@ -2480,7 +2447,7 @@
         <w:pStyle w:val="ListParagraph"/>
         <w:numPr>
           <w:ilvl w:val="0"/>
-          <w:numId w:val="9"/>
+          <w:numId w:val="21"/>
         </w:numPr>
         <w:spacing w:lineRule="auto" w:line="360" w:before="0" w:after="100"/>
         <w:jc w:val="both"/>
@@ -2500,7 +2467,7 @@
         <w:pStyle w:val="ListParagraph"/>
         <w:numPr>
           <w:ilvl w:val="0"/>
-          <w:numId w:val="9"/>
+          <w:numId w:val="22"/>
         </w:numPr>
         <w:spacing w:lineRule="auto" w:line="360" w:before="0" w:after="100"/>
         <w:jc w:val="both"/>
@@ -2520,7 +2487,7 @@
         <w:pStyle w:val="ListParagraph"/>
         <w:numPr>
           <w:ilvl w:val="0"/>
-          <w:numId w:val="9"/>
+          <w:numId w:val="23"/>
         </w:numPr>
         <w:spacing w:lineRule="auto" w:line="360" w:before="0" w:after="100"/>
         <w:jc w:val="both"/>
@@ -2540,7 +2507,7 @@
         <w:pStyle w:val="ListParagraph"/>
         <w:numPr>
           <w:ilvl w:val="0"/>
-          <w:numId w:val="9"/>
+          <w:numId w:val="24"/>
         </w:numPr>
         <w:spacing w:lineRule="auto" w:line="360" w:before="0" w:after="100"/>
         <w:jc w:val="both"/>
@@ -2560,7 +2527,7 @@
         <w:pStyle w:val="ListParagraph"/>
         <w:numPr>
           <w:ilvl w:val="0"/>
-          <w:numId w:val="9"/>
+          <w:numId w:val="25"/>
         </w:numPr>
         <w:spacing w:lineRule="auto" w:line="360" w:before="0" w:after="100"/>
         <w:jc w:val="both"/>
@@ -2580,7 +2547,7 @@
         <w:pStyle w:val="ListParagraph"/>
         <w:numPr>
           <w:ilvl w:val="0"/>
-          <w:numId w:val="9"/>
+          <w:numId w:val="26"/>
         </w:numPr>
         <w:spacing w:lineRule="auto" w:line="360" w:before="0" w:after="100"/>
         <w:jc w:val="both"/>
@@ -2600,7 +2567,7 @@
         <w:pStyle w:val="ListParagraph"/>
         <w:numPr>
           <w:ilvl w:val="0"/>
-          <w:numId w:val="9"/>
+          <w:numId w:val="27"/>
         </w:numPr>
         <w:spacing w:lineRule="auto" w:line="360" w:before="0" w:after="100"/>
         <w:jc w:val="both"/>
@@ -2620,7 +2587,7 @@
         <w:pStyle w:val="ListParagraph"/>
         <w:numPr>
           <w:ilvl w:val="0"/>
-          <w:numId w:val="9"/>
+          <w:numId w:val="28"/>
         </w:numPr>
         <w:spacing w:lineRule="auto" w:line="360" w:before="0" w:after="100"/>
         <w:jc w:val="both"/>
@@ -2640,7 +2607,7 @@
         <w:pStyle w:val="ListParagraph"/>
         <w:numPr>
           <w:ilvl w:val="0"/>
-          <w:numId w:val="9"/>
+          <w:numId w:val="29"/>
         </w:numPr>
         <w:spacing w:lineRule="auto" w:line="360" w:before="0" w:after="100"/>
         <w:jc w:val="both"/>
@@ -2660,7 +2627,7 @@
         <w:pStyle w:val="ListParagraph"/>
         <w:numPr>
           <w:ilvl w:val="0"/>
-          <w:numId w:val="9"/>
+          <w:numId w:val="30"/>
         </w:numPr>
         <w:spacing w:lineRule="auto" w:line="360" w:before="0" w:after="100"/>
         <w:jc w:val="both"/>
@@ -2680,7 +2647,7 @@
         <w:pStyle w:val="ListParagraph"/>
         <w:numPr>
           <w:ilvl w:val="0"/>
-          <w:numId w:val="9"/>
+          <w:numId w:val="31"/>
         </w:numPr>
         <w:spacing w:lineRule="auto" w:line="360" w:before="0" w:after="100"/>
         <w:jc w:val="both"/>
@@ -2700,7 +2667,7 @@
         <w:pStyle w:val="ListParagraph"/>
         <w:numPr>
           <w:ilvl w:val="0"/>
-          <w:numId w:val="9"/>
+          <w:numId w:val="32"/>
         </w:numPr>
         <w:spacing w:lineRule="auto" w:line="360" w:before="0" w:after="100"/>
         <w:jc w:val="both"/>
@@ -2720,7 +2687,7 @@
         <w:pStyle w:val="ListParagraph"/>
         <w:numPr>
           <w:ilvl w:val="0"/>
-          <w:numId w:val="9"/>
+          <w:numId w:val="33"/>
         </w:numPr>
         <w:spacing w:lineRule="auto" w:line="360" w:before="0" w:after="100"/>
         <w:jc w:val="both"/>
@@ -2740,7 +2707,7 @@
         <w:pStyle w:val="ListParagraph"/>
         <w:numPr>
           <w:ilvl w:val="0"/>
-          <w:numId w:val="9"/>
+          <w:numId w:val="34"/>
         </w:numPr>
         <w:spacing w:lineRule="auto" w:line="360" w:before="0" w:after="100"/>
         <w:jc w:val="both"/>
@@ -2760,7 +2727,7 @@
         <w:pStyle w:val="ListParagraph"/>
         <w:numPr>
           <w:ilvl w:val="0"/>
-          <w:numId w:val="9"/>
+          <w:numId w:val="35"/>
         </w:numPr>
         <w:spacing w:lineRule="auto" w:line="360" w:before="0" w:after="100"/>
         <w:jc w:val="both"/>
@@ -2780,7 +2747,7 @@
         <w:pStyle w:val="ListParagraph"/>
         <w:numPr>
           <w:ilvl w:val="0"/>
-          <w:numId w:val="9"/>
+          <w:numId w:val="36"/>
         </w:numPr>
         <w:spacing w:lineRule="auto" w:line="360" w:before="0" w:after="100"/>
         <w:jc w:val="both"/>
@@ -2800,7 +2767,7 @@
         <w:pStyle w:val="ListParagraph"/>
         <w:numPr>
           <w:ilvl w:val="0"/>
-          <w:numId w:val="9"/>
+          <w:numId w:val="37"/>
         </w:numPr>
         <w:spacing w:lineRule="auto" w:line="360" w:before="0" w:after="100"/>
         <w:jc w:val="both"/>
@@ -2820,7 +2787,7 @@
         <w:pStyle w:val="ListParagraph"/>
         <w:numPr>
           <w:ilvl w:val="0"/>
-          <w:numId w:val="9"/>
+          <w:numId w:val="38"/>
         </w:numPr>
         <w:spacing w:lineRule="auto" w:line="360" w:before="0" w:after="100"/>
         <w:jc w:val="both"/>
@@ -2840,7 +2807,7 @@
         <w:pStyle w:val="ListParagraph"/>
         <w:numPr>
           <w:ilvl w:val="0"/>
-          <w:numId w:val="9"/>
+          <w:numId w:val="39"/>
         </w:numPr>
         <w:spacing w:lineRule="auto" w:line="360" w:before="0" w:after="100"/>
         <w:jc w:val="both"/>
@@ -4159,6 +4126,125 @@
   <w:abstractNum w:abstractNumId="10">
     <w:lvl w:ilvl="0">
       <w:start w:val="1"/>
+      <w:numFmt w:val="decimal"/>
+      <w:lvlText w:val="%1)"/>
+      <w:lvlJc w:val="left"/>
+      <w:pPr>
+        <w:tabs>
+          <w:tab w:val="num" w:pos="0"/>
+        </w:tabs>
+        <w:ind w:left="500" w:hanging="360"/>
+      </w:pPr>
+      <w:rPr/>
+    </w:lvl>
+    <w:lvl w:ilvl="1">
+      <w:start w:val="1"/>
+      <w:numFmt w:val="decimal"/>
+      <w:lvlText w:val="%2."/>
+      <w:lvlJc w:val="left"/>
+      <w:pPr>
+        <w:tabs>
+          <w:tab w:val="num" w:pos="1080"/>
+        </w:tabs>
+        <w:ind w:left="1080" w:hanging="360"/>
+      </w:pPr>
+      <w:rPr/>
+    </w:lvl>
+    <w:lvl w:ilvl="2">
+      <w:start w:val="1"/>
+      <w:numFmt w:val="decimal"/>
+      <w:lvlText w:val="%3."/>
+      <w:lvlJc w:val="left"/>
+      <w:pPr>
+        <w:tabs>
+          <w:tab w:val="num" w:pos="1440"/>
+        </w:tabs>
+        <w:ind w:left="1440" w:hanging="360"/>
+      </w:pPr>
+      <w:rPr/>
+    </w:lvl>
+    <w:lvl w:ilvl="3">
+      <w:start w:val="1"/>
+      <w:numFmt w:val="decimal"/>
+      <w:lvlText w:val="%4."/>
+      <w:lvlJc w:val="left"/>
+      <w:pPr>
+        <w:tabs>
+          <w:tab w:val="num" w:pos="1800"/>
+        </w:tabs>
+        <w:ind w:left="1800" w:hanging="360"/>
+      </w:pPr>
+      <w:rPr/>
+    </w:lvl>
+    <w:lvl w:ilvl="4">
+      <w:start w:val="1"/>
+      <w:numFmt w:val="decimal"/>
+      <w:lvlText w:val="%5."/>
+      <w:lvlJc w:val="left"/>
+      <w:pPr>
+        <w:tabs>
+          <w:tab w:val="num" w:pos="2160"/>
+        </w:tabs>
+        <w:ind w:left="2160" w:hanging="360"/>
+      </w:pPr>
+      <w:rPr/>
+    </w:lvl>
+    <w:lvl w:ilvl="5">
+      <w:start w:val="1"/>
+      <w:numFmt w:val="decimal"/>
+      <w:lvlText w:val="%6."/>
+      <w:lvlJc w:val="left"/>
+      <w:pPr>
+        <w:tabs>
+          <w:tab w:val="num" w:pos="2520"/>
+        </w:tabs>
+        <w:ind w:left="2520" w:hanging="360"/>
+      </w:pPr>
+      <w:rPr/>
+    </w:lvl>
+    <w:lvl w:ilvl="6">
+      <w:start w:val="1"/>
+      <w:numFmt w:val="decimal"/>
+      <w:lvlText w:val="%7."/>
+      <w:lvlJc w:val="left"/>
+      <w:pPr>
+        <w:tabs>
+          <w:tab w:val="num" w:pos="2880"/>
+        </w:tabs>
+        <w:ind w:left="2880" w:hanging="360"/>
+      </w:pPr>
+      <w:rPr/>
+    </w:lvl>
+    <w:lvl w:ilvl="7">
+      <w:start w:val="1"/>
+      <w:numFmt w:val="decimal"/>
+      <w:lvlText w:val="%8."/>
+      <w:lvlJc w:val="left"/>
+      <w:pPr>
+        <w:tabs>
+          <w:tab w:val="num" w:pos="3240"/>
+        </w:tabs>
+        <w:ind w:left="3240" w:hanging="360"/>
+      </w:pPr>
+      <w:rPr/>
+    </w:lvl>
+    <w:lvl w:ilvl="8">
+      <w:start w:val="1"/>
+      <w:numFmt w:val="decimal"/>
+      <w:lvlText w:val="%9."/>
+      <w:lvlJc w:val="left"/>
+      <w:pPr>
+        <w:tabs>
+          <w:tab w:val="num" w:pos="3600"/>
+        </w:tabs>
+        <w:ind w:left="3600" w:hanging="360"/>
+      </w:pPr>
+      <w:rPr/>
+    </w:lvl>
+  </w:abstractNum>
+  <w:abstractNum w:abstractNumId="11">
+    <w:lvl w:ilvl="0">
+      <w:start w:val="1"/>
       <w:numFmt w:val="none"/>
       <w:suff w:val="nothing"/>
       <w:lvlText w:val=""/>
@@ -4306,37 +4392,97 @@
     <w:abstractNumId w:val="10"/>
   </w:num>
   <w:num w:numId="11">
-    <w:abstractNumId w:val="1"/>
+    <w:abstractNumId w:val="11"/>
+  </w:num>
+  <w:num w:numId="12">
+    <w:abstractNumId w:val="2"/>
     <w:lvlOverride w:ilvl="0">
       <w:startOverride w:val="1"/>
     </w:lvlOverride>
   </w:num>
-  <w:num w:numId="12">
-    <w:abstractNumId w:val="1"/>
-  </w:num>
   <w:num w:numId="13">
-    <w:abstractNumId w:val="1"/>
+    <w:abstractNumId w:val="2"/>
   </w:num>
   <w:num w:numId="14">
-    <w:abstractNumId w:val="1"/>
+    <w:abstractNumId w:val="2"/>
   </w:num>
   <w:num w:numId="15">
-    <w:abstractNumId w:val="1"/>
+    <w:abstractNumId w:val="2"/>
   </w:num>
   <w:num w:numId="16">
-    <w:abstractNumId w:val="1"/>
+    <w:abstractNumId w:val="2"/>
   </w:num>
   <w:num w:numId="17">
-    <w:abstractNumId w:val="1"/>
+    <w:abstractNumId w:val="2"/>
   </w:num>
   <w:num w:numId="18">
-    <w:abstractNumId w:val="1"/>
+    <w:abstractNumId w:val="2"/>
   </w:num>
   <w:num w:numId="19">
-    <w:abstractNumId w:val="9"/>
+    <w:abstractNumId w:val="2"/>
+  </w:num>
+  <w:num w:numId="20">
+    <w:abstractNumId w:val="10"/>
     <w:lvlOverride w:ilvl="0">
       <w:startOverride w:val="1"/>
     </w:lvlOverride>
+  </w:num>
+  <w:num w:numId="21">
+    <w:abstractNumId w:val="10"/>
+  </w:num>
+  <w:num w:numId="22">
+    <w:abstractNumId w:val="10"/>
+  </w:num>
+  <w:num w:numId="23">
+    <w:abstractNumId w:val="10"/>
+  </w:num>
+  <w:num w:numId="24">
+    <w:abstractNumId w:val="10"/>
+  </w:num>
+  <w:num w:numId="25">
+    <w:abstractNumId w:val="10"/>
+  </w:num>
+  <w:num w:numId="26">
+    <w:abstractNumId w:val="10"/>
+  </w:num>
+  <w:num w:numId="27">
+    <w:abstractNumId w:val="10"/>
+  </w:num>
+  <w:num w:numId="28">
+    <w:abstractNumId w:val="10"/>
+  </w:num>
+  <w:num w:numId="29">
+    <w:abstractNumId w:val="10"/>
+  </w:num>
+  <w:num w:numId="30">
+    <w:abstractNumId w:val="10"/>
+  </w:num>
+  <w:num w:numId="31">
+    <w:abstractNumId w:val="10"/>
+  </w:num>
+  <w:num w:numId="32">
+    <w:abstractNumId w:val="10"/>
+  </w:num>
+  <w:num w:numId="33">
+    <w:abstractNumId w:val="10"/>
+  </w:num>
+  <w:num w:numId="34">
+    <w:abstractNumId w:val="10"/>
+  </w:num>
+  <w:num w:numId="35">
+    <w:abstractNumId w:val="10"/>
+  </w:num>
+  <w:num w:numId="36">
+    <w:abstractNumId w:val="10"/>
+  </w:num>
+  <w:num w:numId="37">
+    <w:abstractNumId w:val="10"/>
+  </w:num>
+  <w:num w:numId="38">
+    <w:abstractNumId w:val="10"/>
+  </w:num>
+  <w:num w:numId="39">
+    <w:abstractNumId w:val="10"/>
   </w:num>
 </w:numbering>
 </file>
